--- a/docs/kho/Phieu-xuat-kho.docx
+++ b/docs/kho/Phieu-xuat-kho.docx
@@ -2133,6 +2133,17 @@
               <w:t xml:space="preserve">edit</w:t>
             </w:r>
             <w:r>
+              <w:t xml:space="preserve"> và quyền trạng thái </w:t>
+            </w:r>
+            <w:r>
+              <w:rPr>
+                <w:rFonts w:ascii="Consolas" w:hAnsi="Consolas" w:cs="Consolas"/>
+                <w:color w:val="164E63"/>
+                <w:sz w:val="19"/>
+              </w:rPr>
+              <w:t xml:space="preserve">ST_PENDING</w:t>
+            </w:r>
+            <w:r>
               <w:t xml:space="preserve">; Hủy: </w:t>
             </w:r>
             <w:r>
@@ -2141,7 +2152,7 @@
                 <w:color w:val="164E63"/>
                 <w:sz w:val="19"/>
               </w:rPr>
-              <w:t xml:space="preserve">CANCEL</w:t>
+              <w:t xml:space="preserve">ST_CANCELLED</w:t>
             </w:r>
           </w:p>
         </w:tc>
@@ -2335,15 +2346,15 @@
               <w:pStyle w:val="TableText"/>
             </w:pPr>
             <w:r>
-              <w:t xml:space="preserve">Ghi sổ: quyền đặc biệt </w:t>
-            </w:r>
-            <w:r>
-              <w:rPr>
-                <w:rFonts w:ascii="Consolas" w:hAnsi="Consolas" w:cs="Consolas"/>
-                <w:color w:val="164E63"/>
-                <w:sz w:val="19"/>
-              </w:rPr>
-              <w:t xml:space="preserve">POST</w:t>
+              <w:t xml:space="preserve">Ghi sổ: quyền trạng thái </w:t>
+            </w:r>
+            <w:r>
+              <w:rPr>
+                <w:rFonts w:ascii="Consolas" w:hAnsi="Consolas" w:cs="Consolas"/>
+                <w:color w:val="164E63"/>
+                <w:sz w:val="19"/>
+              </w:rPr>
+              <w:t xml:space="preserve">ST_POSTED</w:t>
             </w:r>
             <w:r>
               <w:t xml:space="preserve">; Hủy: </w:t>
@@ -2354,7 +2365,7 @@
                 <w:color w:val="164E63"/>
                 <w:sz w:val="19"/>
               </w:rPr>
-              <w:t xml:space="preserve">CANCEL</w:t>
+              <w:t xml:space="preserve">ST_CANCELLED</w:t>
             </w:r>
           </w:p>
         </w:tc>
@@ -2441,15 +2452,15 @@
               <w:pStyle w:val="TableText"/>
             </w:pPr>
             <w:r>
-              <w:t xml:space="preserve">Quyền đặc biệt </w:t>
-            </w:r>
-            <w:r>
-              <w:rPr>
-                <w:rFonts w:ascii="Consolas" w:hAnsi="Consolas" w:cs="Consolas"/>
-                <w:color w:val="164E63"/>
-                <w:sz w:val="19"/>
-              </w:rPr>
-              <w:t xml:space="preserve">UNPOST</w:t>
+              <w:t xml:space="preserve">Quyền trạng thái </w:t>
+            </w:r>
+            <w:r>
+              <w:rPr>
+                <w:rFonts w:ascii="Consolas" w:hAnsi="Consolas" w:cs="Consolas"/>
+                <w:color w:val="164E63"/>
+                <w:sz w:val="19"/>
+              </w:rPr>
+              <w:t xml:space="preserve">ST_UNPOST</w:t>
             </w:r>
           </w:p>
         </w:tc>
@@ -2658,15 +2669,15 @@
         <w:pStyle w:val="ListParagraph"/>
       </w:pPr>
       <w:r>
-        <w:t xml:space="preserve">• Bộ quy tắc chung có cho sửa phiếu đã duyệt nếu có quyền </w:t>
-      </w:r>
-      <w:r>
-        <w:rPr>
-          <w:rFonts w:ascii="Consolas" w:hAnsi="Consolas" w:cs="Consolas"/>
-          <w:color w:val="164E63"/>
-          <w:sz w:val="19"/>
-        </w:rPr>
-        <w:t xml:space="preserve">EDIT_APPROVED</w:t>
+        <w:t xml:space="preserve">• Bộ quy tắc chung có cho sửa phiếu đã duyệt nếu có quyền trạng thái </w:t>
+      </w:r>
+      <w:r>
+        <w:rPr>
+          <w:rFonts w:ascii="Consolas" w:hAnsi="Consolas" w:cs="Consolas"/>
+          <w:color w:val="164E63"/>
+          <w:sz w:val="19"/>
+        </w:rPr>
+        <w:t xml:space="preserve">ST_APPROVED</w:t>
       </w:r>
       <w:r>
         <w:t xml:space="preserve"> (chờ duyệt: </w:t>
@@ -2677,7 +2688,7 @@
           <w:color w:val="164E63"/>
           <w:sz w:val="19"/>
         </w:rPr>
-        <w:t xml:space="preserve">EDIT_PENDING</w:t>
+        <w:t xml:space="preserve">ST_PENDING</w:t>
       </w:r>
       <w:r>
         <w:t xml:space="preserve">), nhưng </w:t>
@@ -3819,10 +3830,10 @@
           <w:color w:val="164E63"/>
           <w:sz w:val="19"/>
         </w:rPr>
-        <w:t xml:space="preserve">UNPOST</w:t>
-      </w:r>
-      <w:r>
-        <w:t xml:space="preserve">, phiếu </w:t>
+        <w:t xml:space="preserve">ST_UNPOST</w:t>
+      </w:r>
+      <w:r>
+        <w:t xml:space="preserve"> (ở đơn vị của phiếu), phiếu </w:t>
       </w:r>
       <w:r>
         <w:rPr>
@@ -3904,7 +3915,7 @@
           <w:color w:val="164E63"/>
           <w:sz w:val="19"/>
         </w:rPr>
-        <w:t xml:space="preserve">CANCEL</w:t>
+        <w:t xml:space="preserve">ST_CANCELLED</w:t>
       </w:r>
       <w:r>
         <w:t xml:space="preserve">; chỉ khi chưa ghi sổ và không đang chờ duyệt (phiếu chờ duyệt phải rút lại trước). Phiếu thành </w:t>
@@ -8406,8 +8417,8 @@
         </w:tblBorders>
       </w:tblPr>
       <w:tblGrid>
-        <w:gridCol w:w="3188"/>
-        <w:gridCol w:w="6171"/>
+        <w:gridCol w:w="2904"/>
+        <w:gridCol w:w="6455"/>
       </w:tblGrid>
       <w:tr>
         <w:trPr>
@@ -8415,7 +8426,7 @@
         </w:trPr>
         <w:tc>
           <w:tcPr>
-            <w:tcW w:w="3188" w:type="dxa"/>
+            <w:tcW w:w="2904" w:type="dxa"/>
             <w:shd w:val="clear" w:fill="DCE9F3"/>
             <w:tcMar>
               <w:top w:w="70" w:type="dxa"/>
@@ -8435,7 +8446,7 @@
         </w:tc>
         <w:tc>
           <w:tcPr>
-            <w:tcW w:w="6171" w:type="dxa"/>
+            <w:tcW w:w="6455" w:type="dxa"/>
             <w:shd w:val="clear" w:fill="DCE9F3"/>
             <w:tcMar>
               <w:top w:w="70" w:type="dxa"/>
@@ -8460,7 +8471,7 @@
         </w:trPr>
         <w:tc>
           <w:tcPr>
-            <w:tcW w:w="3188" w:type="dxa"/>
+            <w:tcW w:w="2904" w:type="dxa"/>
             <w:tcMar>
               <w:top w:w="70" w:type="dxa"/>
               <w:left w:w="100" w:type="dxa"/>
@@ -8484,7 +8495,7 @@
         </w:tc>
         <w:tc>
           <w:tcPr>
-            <w:tcW w:w="6171" w:type="dxa"/>
+            <w:tcW w:w="6455" w:type="dxa"/>
             <w:tcMar>
               <w:top w:w="70" w:type="dxa"/>
               <w:left w:w="100" w:type="dxa"/>
@@ -8508,7 +8519,7 @@
         </w:trPr>
         <w:tc>
           <w:tcPr>
-            <w:tcW w:w="3188" w:type="dxa"/>
+            <w:tcW w:w="2904" w:type="dxa"/>
             <w:tcMar>
               <w:top w:w="70" w:type="dxa"/>
               <w:left w:w="100" w:type="dxa"/>
@@ -8532,7 +8543,7 @@
         </w:tc>
         <w:tc>
           <w:tcPr>
-            <w:tcW w:w="6171" w:type="dxa"/>
+            <w:tcW w:w="6455" w:type="dxa"/>
             <w:tcMar>
               <w:top w:w="70" w:type="dxa"/>
               <w:left w:w="100" w:type="dxa"/>
@@ -8567,7 +8578,7 @@
         </w:trPr>
         <w:tc>
           <w:tcPr>
-            <w:tcW w:w="3188" w:type="dxa"/>
+            <w:tcW w:w="2904" w:type="dxa"/>
             <w:tcMar>
               <w:top w:w="70" w:type="dxa"/>
               <w:left w:w="100" w:type="dxa"/>
@@ -8591,7 +8602,7 @@
         </w:tc>
         <w:tc>
           <w:tcPr>
-            <w:tcW w:w="6171" w:type="dxa"/>
+            <w:tcW w:w="6455" w:type="dxa"/>
             <w:tcMar>
               <w:top w:w="70" w:type="dxa"/>
               <w:left w:w="100" w:type="dxa"/>
@@ -8615,25 +8626,25 @@
         </w:trPr>
         <w:tc>
           <w:tcPr>
-            <w:tcW w:w="3188" w:type="dxa"/>
-            <w:tcMar>
-              <w:top w:w="70" w:type="dxa"/>
-              <w:left w:w="100" w:type="dxa"/>
-              <w:bottom w:w="70" w:type="dxa"/>
-              <w:right w:w="100" w:type="dxa"/>
-            </w:tcMar>
-          </w:tcPr>
-          <w:p>
-            <w:pPr>
-              <w:pStyle w:val="TableText"/>
-            </w:pPr>
-            <w:r>
-              <w:rPr>
-                <w:rFonts w:ascii="Consolas" w:hAnsi="Consolas" w:cs="Consolas"/>
-                <w:color w:val="164E63"/>
-                <w:sz w:val="19"/>
-              </w:rPr>
-              <w:t xml:space="preserve">EDIT_PENDING</w:t>
+            <w:tcW w:w="2904" w:type="dxa"/>
+            <w:tcMar>
+              <w:top w:w="70" w:type="dxa"/>
+              <w:left w:w="100" w:type="dxa"/>
+              <w:bottom w:w="70" w:type="dxa"/>
+              <w:right w:w="100" w:type="dxa"/>
+            </w:tcMar>
+          </w:tcPr>
+          <w:p>
+            <w:pPr>
+              <w:pStyle w:val="TableText"/>
+            </w:pPr>
+            <w:r>
+              <w:rPr>
+                <w:rFonts w:ascii="Consolas" w:hAnsi="Consolas" w:cs="Consolas"/>
+                <w:color w:val="164E63"/>
+                <w:sz w:val="19"/>
+              </w:rPr>
+              <w:t xml:space="preserve">ST_PENDING</w:t>
             </w:r>
             <w:r>
               <w:t xml:space="preserve">, </w:t>
@@ -8644,26 +8655,26 @@
                 <w:color w:val="164E63"/>
                 <w:sz w:val="19"/>
               </w:rPr>
-              <w:t xml:space="preserve">EDIT_APPROVED</w:t>
-            </w:r>
-          </w:p>
-        </w:tc>
-        <w:tc>
-          <w:tcPr>
-            <w:tcW w:w="6171" w:type="dxa"/>
-            <w:tcMar>
-              <w:top w:w="70" w:type="dxa"/>
-              <w:left w:w="100" w:type="dxa"/>
-              <w:bottom w:w="70" w:type="dxa"/>
-              <w:right w:w="100" w:type="dxa"/>
-            </w:tcMar>
-          </w:tcPr>
-          <w:p>
-            <w:pPr>
-              <w:pStyle w:val="TableText"/>
-            </w:pPr>
-            <w:r>
-              <w:t xml:space="preserve">Có trong bộ quy tắc chung nhưng dịch vụ phiếu xuất chưa dùng (chỉ sửa phiếu Lập chứng từ)</w:t>
+              <w:t xml:space="preserve">ST_APPROVED</w:t>
+            </w:r>
+          </w:p>
+        </w:tc>
+        <w:tc>
+          <w:tcPr>
+            <w:tcW w:w="6455" w:type="dxa"/>
+            <w:tcMar>
+              <w:top w:w="70" w:type="dxa"/>
+              <w:left w:w="100" w:type="dxa"/>
+              <w:bottom w:w="70" w:type="dxa"/>
+              <w:right w:w="100" w:type="dxa"/>
+            </w:tcMar>
+          </w:tcPr>
+          <w:p>
+            <w:pPr>
+              <w:pStyle w:val="TableText"/>
+            </w:pPr>
+            <w:r>
+              <w:t xml:space="preserve">Quyền trạng thái: gửi duyệt / lưu ở Chờ duyệt, lưu thẳng ở Đã duyệt; sửa phiếu ở các trạng thái đó có trong bộ quy tắc chung nhưng dịch vụ phiếu xuất chỉ cho sửa phiếu Lập chứng từ</w:t>
             </w:r>
           </w:p>
         </w:tc>
@@ -8674,44 +8685,44 @@
         </w:trPr>
         <w:tc>
           <w:tcPr>
-            <w:tcW w:w="3188" w:type="dxa"/>
-            <w:tcMar>
-              <w:top w:w="70" w:type="dxa"/>
-              <w:left w:w="100" w:type="dxa"/>
-              <w:bottom w:w="70" w:type="dxa"/>
-              <w:right w:w="100" w:type="dxa"/>
-            </w:tcMar>
-          </w:tcPr>
-          <w:p>
-            <w:pPr>
-              <w:pStyle w:val="TableText"/>
-            </w:pPr>
-            <w:r>
-              <w:rPr>
-                <w:rFonts w:ascii="Consolas" w:hAnsi="Consolas" w:cs="Consolas"/>
-                <w:color w:val="164E63"/>
-                <w:sz w:val="19"/>
-              </w:rPr>
-              <w:t xml:space="preserve">POST</w:t>
-            </w:r>
-          </w:p>
-        </w:tc>
-        <w:tc>
-          <w:tcPr>
-            <w:tcW w:w="6171" w:type="dxa"/>
-            <w:tcMar>
-              <w:top w:w="70" w:type="dxa"/>
-              <w:left w:w="100" w:type="dxa"/>
-              <w:bottom w:w="70" w:type="dxa"/>
-              <w:right w:w="100" w:type="dxa"/>
-            </w:tcMar>
-          </w:tcPr>
-          <w:p>
-            <w:pPr>
-              <w:pStyle w:val="TableText"/>
-            </w:pPr>
-            <w:r>
-              <w:t xml:space="preserve">Ghi sổ</w:t>
+            <w:tcW w:w="2904" w:type="dxa"/>
+            <w:tcMar>
+              <w:top w:w="70" w:type="dxa"/>
+              <w:left w:w="100" w:type="dxa"/>
+              <w:bottom w:w="70" w:type="dxa"/>
+              <w:right w:w="100" w:type="dxa"/>
+            </w:tcMar>
+          </w:tcPr>
+          <w:p>
+            <w:pPr>
+              <w:pStyle w:val="TableText"/>
+            </w:pPr>
+            <w:r>
+              <w:rPr>
+                <w:rFonts w:ascii="Consolas" w:hAnsi="Consolas" w:cs="Consolas"/>
+                <w:color w:val="164E63"/>
+                <w:sz w:val="19"/>
+              </w:rPr>
+              <w:t xml:space="preserve">ST_POSTED</w:t>
+            </w:r>
+          </w:p>
+        </w:tc>
+        <w:tc>
+          <w:tcPr>
+            <w:tcW w:w="6455" w:type="dxa"/>
+            <w:tcMar>
+              <w:top w:w="70" w:type="dxa"/>
+              <w:left w:w="100" w:type="dxa"/>
+              <w:bottom w:w="70" w:type="dxa"/>
+              <w:right w:w="100" w:type="dxa"/>
+            </w:tcMar>
+          </w:tcPr>
+          <w:p>
+            <w:pPr>
+              <w:pStyle w:val="TableText"/>
+            </w:pPr>
+            <w:r>
+              <w:t xml:space="preserve">Ghi sổ, lưu thẳng ở Đã ghi sổ</w:t>
             </w:r>
           </w:p>
         </w:tc>
@@ -8722,31 +8733,31 @@
         </w:trPr>
         <w:tc>
           <w:tcPr>
-            <w:tcW w:w="3188" w:type="dxa"/>
-            <w:tcMar>
-              <w:top w:w="70" w:type="dxa"/>
-              <w:left w:w="100" w:type="dxa"/>
-              <w:bottom w:w="70" w:type="dxa"/>
-              <w:right w:w="100" w:type="dxa"/>
-            </w:tcMar>
-          </w:tcPr>
-          <w:p>
-            <w:pPr>
-              <w:pStyle w:val="TableText"/>
-            </w:pPr>
-            <w:r>
-              <w:rPr>
-                <w:rFonts w:ascii="Consolas" w:hAnsi="Consolas" w:cs="Consolas"/>
-                <w:color w:val="164E63"/>
-                <w:sz w:val="19"/>
-              </w:rPr>
-              <w:t xml:space="preserve">UNPOST</w:t>
-            </w:r>
-          </w:p>
-        </w:tc>
-        <w:tc>
-          <w:tcPr>
-            <w:tcW w:w="6171" w:type="dxa"/>
+            <w:tcW w:w="2904" w:type="dxa"/>
+            <w:tcMar>
+              <w:top w:w="70" w:type="dxa"/>
+              <w:left w:w="100" w:type="dxa"/>
+              <w:bottom w:w="70" w:type="dxa"/>
+              <w:right w:w="100" w:type="dxa"/>
+            </w:tcMar>
+          </w:tcPr>
+          <w:p>
+            <w:pPr>
+              <w:pStyle w:val="TableText"/>
+            </w:pPr>
+            <w:r>
+              <w:rPr>
+                <w:rFonts w:ascii="Consolas" w:hAnsi="Consolas" w:cs="Consolas"/>
+                <w:color w:val="164E63"/>
+                <w:sz w:val="19"/>
+              </w:rPr>
+              <w:t xml:space="preserve">ST_UNPOST</w:t>
+            </w:r>
+          </w:p>
+        </w:tc>
+        <w:tc>
+          <w:tcPr>
+            <w:tcW w:w="6455" w:type="dxa"/>
             <w:tcMar>
               <w:top w:w="70" w:type="dxa"/>
               <w:left w:w="100" w:type="dxa"/>
@@ -8770,31 +8781,31 @@
         </w:trPr>
         <w:tc>
           <w:tcPr>
-            <w:tcW w:w="3188" w:type="dxa"/>
-            <w:tcMar>
-              <w:top w:w="70" w:type="dxa"/>
-              <w:left w:w="100" w:type="dxa"/>
-              <w:bottom w:w="70" w:type="dxa"/>
-              <w:right w:w="100" w:type="dxa"/>
-            </w:tcMar>
-          </w:tcPr>
-          <w:p>
-            <w:pPr>
-              <w:pStyle w:val="TableText"/>
-            </w:pPr>
-            <w:r>
-              <w:rPr>
-                <w:rFonts w:ascii="Consolas" w:hAnsi="Consolas" w:cs="Consolas"/>
-                <w:color w:val="164E63"/>
-                <w:sz w:val="19"/>
-              </w:rPr>
-              <w:t xml:space="preserve">CANCEL</w:t>
-            </w:r>
-          </w:p>
-        </w:tc>
-        <w:tc>
-          <w:tcPr>
-            <w:tcW w:w="6171" w:type="dxa"/>
+            <w:tcW w:w="2904" w:type="dxa"/>
+            <w:tcMar>
+              <w:top w:w="70" w:type="dxa"/>
+              <w:left w:w="100" w:type="dxa"/>
+              <w:bottom w:w="70" w:type="dxa"/>
+              <w:right w:w="100" w:type="dxa"/>
+            </w:tcMar>
+          </w:tcPr>
+          <w:p>
+            <w:pPr>
+              <w:pStyle w:val="TableText"/>
+            </w:pPr>
+            <w:r>
+              <w:rPr>
+                <w:rFonts w:ascii="Consolas" w:hAnsi="Consolas" w:cs="Consolas"/>
+                <w:color w:val="164E63"/>
+                <w:sz w:val="19"/>
+              </w:rPr>
+              <w:t xml:space="preserve">ST_CANCELLED</w:t>
+            </w:r>
+          </w:p>
+        </w:tc>
+        <w:tc>
+          <w:tcPr>
+            <w:tcW w:w="6455" w:type="dxa"/>
             <w:tcMar>
               <w:top w:w="70" w:type="dxa"/>
               <w:left w:w="100" w:type="dxa"/>
@@ -8817,6 +8828,47 @@
       <w:pPr>
         <w:spacing w:after="60"/>
       </w:pPr>
+    </w:p>
+    <w:p>
+      <w:pPr>
+        <w:pStyle w:val="Normal"/>
+      </w:pPr>
+      <w:r>
+        <w:t xml:space="preserve">Các quyền </w:t>
+      </w:r>
+      <w:r>
+        <w:rPr>
+          <w:rFonts w:ascii="Consolas" w:hAnsi="Consolas" w:cs="Consolas"/>
+          <w:color w:val="164E63"/>
+          <w:sz w:val="19"/>
+        </w:rPr>
+        <w:t xml:space="preserve">ST_*</w:t>
+      </w:r>
+      <w:r>
+        <w:t xml:space="preserve"> được cấp riêng cho từng đơn vị cơ sở (mã lưu dạng </w:t>
+      </w:r>
+      <w:r>
+        <w:rPr>
+          <w:rFonts w:ascii="Consolas" w:hAnsi="Consolas" w:cs="Consolas"/>
+          <w:color w:val="164E63"/>
+          <w:sz w:val="19"/>
+        </w:rPr>
+        <w:t xml:space="preserve">inv_issue:ST_POSTED@DVCS01</w:t>
+      </w:r>
+      <w:r>
+        <w:t xml:space="preserve">); quyền cấp đến trạng thái nào thì lập phiếu được lưu đến trạng thái đó. Xem </w:t>
+      </w:r>
+      <w:r>
+        <w:rPr>
+          <w:rFonts w:ascii="Consolas" w:hAnsi="Consolas" w:cs="Consolas"/>
+          <w:color w:val="164E63"/>
+          <w:sz w:val="19"/>
+        </w:rPr>
+        <w:t xml:space="preserve">docs/he-thong/trang-thai-chung-tu.md</w:t>
+      </w:r>
+      <w:r>
+        <w:t xml:space="preserve">.</w:t>
+      </w:r>
     </w:p>
     <w:p>
       <w:pPr>
@@ -8982,9 +9034,9 @@
         </w:tblBorders>
       </w:tblPr>
       <w:tblGrid>
-        <w:gridCol w:w="2167"/>
-        <w:gridCol w:w="5912"/>
-        <w:gridCol w:w="1280"/>
+        <w:gridCol w:w="4191"/>
+        <w:gridCol w:w="4191"/>
+        <w:gridCol w:w="977"/>
       </w:tblGrid>
       <w:tr>
         <w:trPr>
@@ -8992,7 +9044,7 @@
         </w:trPr>
         <w:tc>
           <w:tcPr>
-            <w:tcW w:w="2167" w:type="dxa"/>
+            <w:tcW w:w="4191" w:type="dxa"/>
             <w:shd w:val="clear" w:fill="DCE9F3"/>
             <w:tcMar>
               <w:top w:w="70" w:type="dxa"/>
@@ -9012,7 +9064,7 @@
         </w:tc>
         <w:tc>
           <w:tcPr>
-            <w:tcW w:w="5912" w:type="dxa"/>
+            <w:tcW w:w="4191" w:type="dxa"/>
             <w:shd w:val="clear" w:fill="DCE9F3"/>
             <w:tcMar>
               <w:top w:w="70" w:type="dxa"/>
@@ -9032,7 +9084,7 @@
         </w:tc>
         <w:tc>
           <w:tcPr>
-            <w:tcW w:w="1280" w:type="dxa"/>
+            <w:tcW w:w="977" w:type="dxa"/>
             <w:shd w:val="clear" w:fill="DCE9F3"/>
             <w:tcMar>
               <w:top w:w="70" w:type="dxa"/>
@@ -9057,44 +9109,50 @@
         </w:trPr>
         <w:tc>
           <w:tcPr>
-            <w:tcW w:w="2167" w:type="dxa"/>
-            <w:tcMar>
-              <w:top w:w="70" w:type="dxa"/>
-              <w:left w:w="100" w:type="dxa"/>
-              <w:bottom w:w="70" w:type="dxa"/>
-              <w:right w:w="100" w:type="dxa"/>
-            </w:tcMar>
-          </w:tcPr>
-          <w:p>
-            <w:pPr>
-              <w:pStyle w:val="TableText"/>
-            </w:pPr>
-            <w:r>
-              <w:rPr>
-                <w:rFonts w:ascii="Consolas" w:hAnsi="Consolas" w:cs="Consolas"/>
-                <w:color w:val="164E63"/>
-                <w:sz w:val="19"/>
-              </w:rPr>
-              <w:t xml:space="preserve">GET /</w:t>
-            </w:r>
-          </w:p>
-        </w:tc>
-        <w:tc>
-          <w:tcPr>
-            <w:tcW w:w="5912" w:type="dxa"/>
-            <w:tcMar>
-              <w:top w:w="70" w:type="dxa"/>
-              <w:left w:w="100" w:type="dxa"/>
-              <w:bottom w:w="70" w:type="dxa"/>
-              <w:right w:w="100" w:type="dxa"/>
-            </w:tcMar>
-          </w:tcPr>
-          <w:p>
-            <w:pPr>
-              <w:pStyle w:val="TableText"/>
-            </w:pPr>
-            <w:r>
-              <w:t xml:space="preserve">Danh sách phiếu của đơn vị (không có </w:t>
+            <w:tcW w:w="4191" w:type="dxa"/>
+            <w:tcMar>
+              <w:top w:w="70" w:type="dxa"/>
+              <w:left w:w="100" w:type="dxa"/>
+              <w:bottom w:w="70" w:type="dxa"/>
+              <w:right w:w="100" w:type="dxa"/>
+            </w:tcMar>
+          </w:tcPr>
+          <w:p>
+            <w:pPr>
+              <w:pStyle w:val="TableText"/>
+            </w:pPr>
+            <w:r>
+              <w:rPr>
+                <w:rFonts w:ascii="Consolas" w:hAnsi="Consolas" w:cs="Consolas"/>
+                <w:color w:val="164E63"/>
+                <w:sz w:val="19"/>
+              </w:rPr>
+              <w:t xml:space="preserve">GET /?page=&amp;pageSize=&amp;sort=&amp;dir=&amp;search=&amp;status=&amp;warehouse=&amp;voucherType=&amp;code=&amp;from=&amp;to=</w:t>
+            </w:r>
+          </w:p>
+        </w:tc>
+        <w:tc>
+          <w:tcPr>
+            <w:tcW w:w="4191" w:type="dxa"/>
+            <w:tcMar>
+              <w:top w:w="70" w:type="dxa"/>
+              <w:left w:w="100" w:type="dxa"/>
+              <w:bottom w:w="70" w:type="dxa"/>
+              <w:right w:w="100" w:type="dxa"/>
+            </w:tcMar>
+          </w:tcPr>
+          <w:p>
+            <w:pPr>
+              <w:pStyle w:val="TableText"/>
+            </w:pPr>
+            <w:r>
+              <w:rPr>
+                <w:b/>
+              </w:rPr>
+              <w:t xml:space="preserve">Một trang</w:t>
+            </w:r>
+            <w:r>
+              <w:t xml:space="preserve"> danh sách phiếu của đơn vị (không có </w:t>
             </w:r>
             <w:r>
               <w:rPr>
@@ -9105,13 +9163,35 @@
               <w:t xml:space="preserve">VIEW_ALL</w:t>
             </w:r>
             <w:r>
-              <w:t xml:space="preserve"> thì chỉ phiếu mình lập)</w:t>
-            </w:r>
-          </w:p>
-        </w:tc>
-        <w:tc>
-          <w:tcPr>
-            <w:tcW w:w="1280" w:type="dxa"/>
+              <w:t xml:space="preserve"> thì chỉ phiếu mình lập); lọc, tìm, sắp xếp ở máy chủ, sắp xếp theo </w:t>
+            </w:r>
+            <w:r>
+              <w:rPr>
+                <w:rFonts w:ascii="Consolas" w:hAnsi="Consolas" w:cs="Consolas"/>
+                <w:color w:val="164E63"/>
+                <w:sz w:val="19"/>
+              </w:rPr>
+              <w:t xml:space="preserve">customer</w:t>
+            </w:r>
+            <w:r>
+              <w:t xml:space="preserve"> thay cho nhà cung cấp; cùng quy tắc với phiếu nhập (</w:t>
+            </w:r>
+            <w:r>
+              <w:rPr>
+                <w:rFonts w:ascii="Consolas" w:hAnsi="Consolas" w:cs="Consolas"/>
+                <w:color w:val="164E63"/>
+                <w:sz w:val="19"/>
+              </w:rPr>
+              <w:t xml:space="preserve">so-kho-va-phieu-nhap-kho.md</w:t>
+            </w:r>
+            <w:r>
+              <w:t xml:space="preserve">, mục 2.4.1)</w:t>
+            </w:r>
+          </w:p>
+        </w:tc>
+        <w:tc>
+          <w:tcPr>
+            <w:tcW w:w="977" w:type="dxa"/>
             <w:tcMar>
               <w:top w:w="70" w:type="dxa"/>
               <w:left w:w="100" w:type="dxa"/>
@@ -9135,63 +9215,63 @@
         </w:trPr>
         <w:tc>
           <w:tcPr>
-            <w:tcW w:w="2167" w:type="dxa"/>
-            <w:tcMar>
-              <w:top w:w="70" w:type="dxa"/>
-              <w:left w:w="100" w:type="dxa"/>
-              <w:bottom w:w="70" w:type="dxa"/>
-              <w:right w:w="100" w:type="dxa"/>
-            </w:tcMar>
-          </w:tcPr>
-          <w:p>
-            <w:pPr>
-              <w:pStyle w:val="TableText"/>
-            </w:pPr>
-            <w:r>
-              <w:rPr>
-                <w:rFonts w:ascii="Consolas" w:hAnsi="Consolas" w:cs="Consolas"/>
-                <w:color w:val="164E63"/>
-                <w:sz w:val="19"/>
-              </w:rPr>
-              <w:t xml:space="preserve">GET /options</w:t>
-            </w:r>
-          </w:p>
-        </w:tc>
-        <w:tc>
-          <w:tcPr>
-            <w:tcW w:w="5912" w:type="dxa"/>
-            <w:tcMar>
-              <w:top w:w="70" w:type="dxa"/>
-              <w:left w:w="100" w:type="dxa"/>
-              <w:bottom w:w="70" w:type="dxa"/>
-              <w:right w:w="100" w:type="dxa"/>
-            </w:tcMar>
-          </w:tcPr>
-          <w:p>
-            <w:pPr>
-              <w:pStyle w:val="TableText"/>
-            </w:pPr>
-            <w:r>
-              <w:t xml:space="preserve">Kho dùng được cho đơn vị và các loại tiền đang dùng</w:t>
-            </w:r>
-          </w:p>
-        </w:tc>
-        <w:tc>
-          <w:tcPr>
-            <w:tcW w:w="1280" w:type="dxa"/>
-            <w:tcMar>
-              <w:top w:w="70" w:type="dxa"/>
-              <w:left w:w="100" w:type="dxa"/>
-              <w:bottom w:w="70" w:type="dxa"/>
-              <w:right w:w="100" w:type="dxa"/>
-            </w:tcMar>
-          </w:tcPr>
-          <w:p>
-            <w:pPr>
-              <w:pStyle w:val="TableText"/>
-            </w:pPr>
-            <w:r>
-              <w:t xml:space="preserve">Xem</w:t>
+            <w:tcW w:w="4191" w:type="dxa"/>
+            <w:tcMar>
+              <w:top w:w="70" w:type="dxa"/>
+              <w:left w:w="100" w:type="dxa"/>
+              <w:bottom w:w="70" w:type="dxa"/>
+              <w:right w:w="100" w:type="dxa"/>
+            </w:tcMar>
+          </w:tcPr>
+          <w:p>
+            <w:pPr>
+              <w:pStyle w:val="TableText"/>
+            </w:pPr>
+            <w:r>
+              <w:rPr>
+                <w:rFonts w:ascii="Consolas" w:hAnsi="Consolas" w:cs="Consolas"/>
+                <w:color w:val="164E63"/>
+                <w:sz w:val="19"/>
+              </w:rPr>
+              <w:t xml:space="preserve">GET /export?...</w:t>
+            </w:r>
+          </w:p>
+        </w:tc>
+        <w:tc>
+          <w:tcPr>
+            <w:tcW w:w="4191" w:type="dxa"/>
+            <w:tcMar>
+              <w:top w:w="70" w:type="dxa"/>
+              <w:left w:w="100" w:type="dxa"/>
+              <w:bottom w:w="70" w:type="dxa"/>
+              <w:right w:w="100" w:type="dxa"/>
+            </w:tcMar>
+          </w:tcPr>
+          <w:p>
+            <w:pPr>
+              <w:pStyle w:val="TableText"/>
+            </w:pPr>
+            <w:r>
+              <w:t xml:space="preserve">Tệp Excel của mọi dòng bộ lọc để lại</w:t>
+            </w:r>
+          </w:p>
+        </w:tc>
+        <w:tc>
+          <w:tcPr>
+            <w:tcW w:w="977" w:type="dxa"/>
+            <w:tcMar>
+              <w:top w:w="70" w:type="dxa"/>
+              <w:left w:w="100" w:type="dxa"/>
+              <w:bottom w:w="70" w:type="dxa"/>
+              <w:right w:w="100" w:type="dxa"/>
+            </w:tcMar>
+          </w:tcPr>
+          <w:p>
+            <w:pPr>
+              <w:pStyle w:val="TableText"/>
+            </w:pPr>
+            <w:r>
+              <w:t xml:space="preserve">Xem + Xuất</w:t>
             </w:r>
           </w:p>
         </w:tc>
@@ -9202,50 +9282,50 @@
         </w:trPr>
         <w:tc>
           <w:tcPr>
-            <w:tcW w:w="2167" w:type="dxa"/>
-            <w:tcMar>
-              <w:top w:w="70" w:type="dxa"/>
-              <w:left w:w="100" w:type="dxa"/>
-              <w:bottom w:w="70" w:type="dxa"/>
-              <w:right w:w="100" w:type="dxa"/>
-            </w:tcMar>
-          </w:tcPr>
-          <w:p>
-            <w:pPr>
-              <w:pStyle w:val="TableText"/>
-            </w:pPr>
-            <w:r>
-              <w:rPr>
-                <w:rFonts w:ascii="Consolas" w:hAnsi="Consolas" w:cs="Consolas"/>
-                <w:color w:val="164E63"/>
-                <w:sz w:val="19"/>
-              </w:rPr>
-              <w:t xml:space="preserve">GET /{id}</w:t>
-            </w:r>
-          </w:p>
-        </w:tc>
-        <w:tc>
-          <w:tcPr>
-            <w:tcW w:w="5912" w:type="dxa"/>
-            <w:tcMar>
-              <w:top w:w="70" w:type="dxa"/>
-              <w:left w:w="100" w:type="dxa"/>
-              <w:bottom w:w="70" w:type="dxa"/>
-              <w:right w:w="100" w:type="dxa"/>
-            </w:tcMar>
-          </w:tcPr>
-          <w:p>
-            <w:pPr>
-              <w:pStyle w:val="TableText"/>
-            </w:pPr>
-            <w:r>
-              <w:t xml:space="preserve">Một phiếu</w:t>
-            </w:r>
-          </w:p>
-        </w:tc>
-        <w:tc>
-          <w:tcPr>
-            <w:tcW w:w="1280" w:type="dxa"/>
+            <w:tcW w:w="4191" w:type="dxa"/>
+            <w:tcMar>
+              <w:top w:w="70" w:type="dxa"/>
+              <w:left w:w="100" w:type="dxa"/>
+              <w:bottom w:w="70" w:type="dxa"/>
+              <w:right w:w="100" w:type="dxa"/>
+            </w:tcMar>
+          </w:tcPr>
+          <w:p>
+            <w:pPr>
+              <w:pStyle w:val="TableText"/>
+            </w:pPr>
+            <w:r>
+              <w:rPr>
+                <w:rFonts w:ascii="Consolas" w:hAnsi="Consolas" w:cs="Consolas"/>
+                <w:color w:val="164E63"/>
+                <w:sz w:val="19"/>
+              </w:rPr>
+              <w:t xml:space="preserve">GET /options</w:t>
+            </w:r>
+          </w:p>
+        </w:tc>
+        <w:tc>
+          <w:tcPr>
+            <w:tcW w:w="4191" w:type="dxa"/>
+            <w:tcMar>
+              <w:top w:w="70" w:type="dxa"/>
+              <w:left w:w="100" w:type="dxa"/>
+              <w:bottom w:w="70" w:type="dxa"/>
+              <w:right w:w="100" w:type="dxa"/>
+            </w:tcMar>
+          </w:tcPr>
+          <w:p>
+            <w:pPr>
+              <w:pStyle w:val="TableText"/>
+            </w:pPr>
+            <w:r>
+              <w:t xml:space="preserve">Kho dùng được cho đơn vị và các loại tiền đang dùng</w:t>
+            </w:r>
+          </w:p>
+        </w:tc>
+        <w:tc>
+          <w:tcPr>
+            <w:tcW w:w="977" w:type="dxa"/>
             <w:tcMar>
               <w:top w:w="70" w:type="dxa"/>
               <w:left w:w="100" w:type="dxa"/>
@@ -9269,63 +9349,63 @@
         </w:trPr>
         <w:tc>
           <w:tcPr>
-            <w:tcW w:w="2167" w:type="dxa"/>
-            <w:tcMar>
-              <w:top w:w="70" w:type="dxa"/>
-              <w:left w:w="100" w:type="dxa"/>
-              <w:bottom w:w="70" w:type="dxa"/>
-              <w:right w:w="100" w:type="dxa"/>
-            </w:tcMar>
-          </w:tcPr>
-          <w:p>
-            <w:pPr>
-              <w:pStyle w:val="TableText"/>
-            </w:pPr>
-            <w:r>
-              <w:rPr>
-                <w:rFonts w:ascii="Consolas" w:hAnsi="Consolas" w:cs="Consolas"/>
-                <w:color w:val="164E63"/>
-                <w:sz w:val="19"/>
-              </w:rPr>
-              <w:t xml:space="preserve">POST /</w:t>
-            </w:r>
-          </w:p>
-        </w:tc>
-        <w:tc>
-          <w:tcPr>
-            <w:tcW w:w="5912" w:type="dxa"/>
-            <w:tcMar>
-              <w:top w:w="70" w:type="dxa"/>
-              <w:left w:w="100" w:type="dxa"/>
-              <w:bottom w:w="70" w:type="dxa"/>
-              <w:right w:w="100" w:type="dxa"/>
-            </w:tcMar>
-          </w:tcPr>
-          <w:p>
-            <w:pPr>
-              <w:pStyle w:val="TableText"/>
-            </w:pPr>
-            <w:r>
-              <w:t xml:space="preserve">Lập phiếu</w:t>
-            </w:r>
-          </w:p>
-        </w:tc>
-        <w:tc>
-          <w:tcPr>
-            <w:tcW w:w="1280" w:type="dxa"/>
-            <w:tcMar>
-              <w:top w:w="70" w:type="dxa"/>
-              <w:left w:w="100" w:type="dxa"/>
-              <w:bottom w:w="70" w:type="dxa"/>
-              <w:right w:w="100" w:type="dxa"/>
-            </w:tcMar>
-          </w:tcPr>
-          <w:p>
-            <w:pPr>
-              <w:pStyle w:val="TableText"/>
-            </w:pPr>
-            <w:r>
-              <w:t xml:space="preserve">Thêm</w:t>
+            <w:tcW w:w="4191" w:type="dxa"/>
+            <w:tcMar>
+              <w:top w:w="70" w:type="dxa"/>
+              <w:left w:w="100" w:type="dxa"/>
+              <w:bottom w:w="70" w:type="dxa"/>
+              <w:right w:w="100" w:type="dxa"/>
+            </w:tcMar>
+          </w:tcPr>
+          <w:p>
+            <w:pPr>
+              <w:pStyle w:val="TableText"/>
+            </w:pPr>
+            <w:r>
+              <w:rPr>
+                <w:rFonts w:ascii="Consolas" w:hAnsi="Consolas" w:cs="Consolas"/>
+                <w:color w:val="164E63"/>
+                <w:sz w:val="19"/>
+              </w:rPr>
+              <w:t xml:space="preserve">GET /{id}</w:t>
+            </w:r>
+          </w:p>
+        </w:tc>
+        <w:tc>
+          <w:tcPr>
+            <w:tcW w:w="4191" w:type="dxa"/>
+            <w:tcMar>
+              <w:top w:w="70" w:type="dxa"/>
+              <w:left w:w="100" w:type="dxa"/>
+              <w:bottom w:w="70" w:type="dxa"/>
+              <w:right w:w="100" w:type="dxa"/>
+            </w:tcMar>
+          </w:tcPr>
+          <w:p>
+            <w:pPr>
+              <w:pStyle w:val="TableText"/>
+            </w:pPr>
+            <w:r>
+              <w:t xml:space="preserve">Một phiếu</w:t>
+            </w:r>
+          </w:p>
+        </w:tc>
+        <w:tc>
+          <w:tcPr>
+            <w:tcW w:w="977" w:type="dxa"/>
+            <w:tcMar>
+              <w:top w:w="70" w:type="dxa"/>
+              <w:left w:w="100" w:type="dxa"/>
+              <w:bottom w:w="70" w:type="dxa"/>
+              <w:right w:w="100" w:type="dxa"/>
+            </w:tcMar>
+          </w:tcPr>
+          <w:p>
+            <w:pPr>
+              <w:pStyle w:val="TableText"/>
+            </w:pPr>
+            <w:r>
+              <w:t xml:space="preserve">Xem</w:t>
             </w:r>
           </w:p>
         </w:tc>
@@ -9336,74 +9416,63 @@
         </w:trPr>
         <w:tc>
           <w:tcPr>
-            <w:tcW w:w="2167" w:type="dxa"/>
-            <w:tcMar>
-              <w:top w:w="70" w:type="dxa"/>
-              <w:left w:w="100" w:type="dxa"/>
-              <w:bottom w:w="70" w:type="dxa"/>
-              <w:right w:w="100" w:type="dxa"/>
-            </w:tcMar>
-          </w:tcPr>
-          <w:p>
-            <w:pPr>
-              <w:pStyle w:val="TableText"/>
-            </w:pPr>
-            <w:r>
-              <w:rPr>
-                <w:rFonts w:ascii="Consolas" w:hAnsi="Consolas" w:cs="Consolas"/>
-                <w:color w:val="164E63"/>
-                <w:sz w:val="19"/>
-              </w:rPr>
-              <w:t xml:space="preserve">PUT /{id}</w:t>
-            </w:r>
-          </w:p>
-        </w:tc>
-        <w:tc>
-          <w:tcPr>
-            <w:tcW w:w="5912" w:type="dxa"/>
-            <w:tcMar>
-              <w:top w:w="70" w:type="dxa"/>
-              <w:left w:w="100" w:type="dxa"/>
-              <w:bottom w:w="70" w:type="dxa"/>
-              <w:right w:w="100" w:type="dxa"/>
-            </w:tcMar>
-          </w:tcPr>
-          <w:p>
-            <w:pPr>
-              <w:pStyle w:val="TableText"/>
-            </w:pPr>
-            <w:r>
-              <w:t xml:space="preserve">Sửa phiếu Lập chứng từ (kèm </w:t>
-            </w:r>
-            <w:r>
-              <w:rPr>
-                <w:rFonts w:ascii="Consolas" w:hAnsi="Consolas" w:cs="Consolas"/>
-                <w:color w:val="164E63"/>
-                <w:sz w:val="19"/>
-              </w:rPr>
-              <w:t xml:space="preserve">version</w:t>
-            </w:r>
-            <w:r>
-              <w:t xml:space="preserve">)</w:t>
-            </w:r>
-          </w:p>
-        </w:tc>
-        <w:tc>
-          <w:tcPr>
-            <w:tcW w:w="1280" w:type="dxa"/>
-            <w:tcMar>
-              <w:top w:w="70" w:type="dxa"/>
-              <w:left w:w="100" w:type="dxa"/>
-              <w:bottom w:w="70" w:type="dxa"/>
-              <w:right w:w="100" w:type="dxa"/>
-            </w:tcMar>
-          </w:tcPr>
-          <w:p>
-            <w:pPr>
-              <w:pStyle w:val="TableText"/>
-            </w:pPr>
-            <w:r>
-              <w:t xml:space="preserve">Sửa</w:t>
+            <w:tcW w:w="4191" w:type="dxa"/>
+            <w:tcMar>
+              <w:top w:w="70" w:type="dxa"/>
+              <w:left w:w="100" w:type="dxa"/>
+              <w:bottom w:w="70" w:type="dxa"/>
+              <w:right w:w="100" w:type="dxa"/>
+            </w:tcMar>
+          </w:tcPr>
+          <w:p>
+            <w:pPr>
+              <w:pStyle w:val="TableText"/>
+            </w:pPr>
+            <w:r>
+              <w:rPr>
+                <w:rFonts w:ascii="Consolas" w:hAnsi="Consolas" w:cs="Consolas"/>
+                <w:color w:val="164E63"/>
+                <w:sz w:val="19"/>
+              </w:rPr>
+              <w:t xml:space="preserve">POST /</w:t>
+            </w:r>
+          </w:p>
+        </w:tc>
+        <w:tc>
+          <w:tcPr>
+            <w:tcW w:w="4191" w:type="dxa"/>
+            <w:tcMar>
+              <w:top w:w="70" w:type="dxa"/>
+              <w:left w:w="100" w:type="dxa"/>
+              <w:bottom w:w="70" w:type="dxa"/>
+              <w:right w:w="100" w:type="dxa"/>
+            </w:tcMar>
+          </w:tcPr>
+          <w:p>
+            <w:pPr>
+              <w:pStyle w:val="TableText"/>
+            </w:pPr>
+            <w:r>
+              <w:t xml:space="preserve">Lập phiếu</w:t>
+            </w:r>
+          </w:p>
+        </w:tc>
+        <w:tc>
+          <w:tcPr>
+            <w:tcW w:w="977" w:type="dxa"/>
+            <w:tcMar>
+              <w:top w:w="70" w:type="dxa"/>
+              <w:left w:w="100" w:type="dxa"/>
+              <w:bottom w:w="70" w:type="dxa"/>
+              <w:right w:w="100" w:type="dxa"/>
+            </w:tcMar>
+          </w:tcPr>
+          <w:p>
+            <w:pPr>
+              <w:pStyle w:val="TableText"/>
+            </w:pPr>
+            <w:r>
+              <w:t xml:space="preserve">Thêm</w:t>
             </w:r>
           </w:p>
         </w:tc>
@@ -9414,63 +9483,74 @@
         </w:trPr>
         <w:tc>
           <w:tcPr>
-            <w:tcW w:w="2167" w:type="dxa"/>
-            <w:tcMar>
-              <w:top w:w="70" w:type="dxa"/>
-              <w:left w:w="100" w:type="dxa"/>
-              <w:bottom w:w="70" w:type="dxa"/>
-              <w:right w:w="100" w:type="dxa"/>
-            </w:tcMar>
-          </w:tcPr>
-          <w:p>
-            <w:pPr>
-              <w:pStyle w:val="TableText"/>
-            </w:pPr>
-            <w:r>
-              <w:rPr>
-                <w:rFonts w:ascii="Consolas" w:hAnsi="Consolas" w:cs="Consolas"/>
-                <w:color w:val="164E63"/>
-                <w:sz w:val="19"/>
-              </w:rPr>
-              <w:t xml:space="preserve">POST /{id}/submit</w:t>
-            </w:r>
-          </w:p>
-        </w:tc>
-        <w:tc>
-          <w:tcPr>
-            <w:tcW w:w="5912" w:type="dxa"/>
-            <w:tcMar>
-              <w:top w:w="70" w:type="dxa"/>
-              <w:left w:w="100" w:type="dxa"/>
-              <w:bottom w:w="70" w:type="dxa"/>
-              <w:right w:w="100" w:type="dxa"/>
-            </w:tcMar>
-          </w:tcPr>
-          <w:p>
-            <w:pPr>
-              <w:pStyle w:val="TableText"/>
-            </w:pPr>
-            <w:r>
-              <w:t xml:space="preserve">Trình duyệt</w:t>
-            </w:r>
-          </w:p>
-        </w:tc>
-        <w:tc>
-          <w:tcPr>
-            <w:tcW w:w="1280" w:type="dxa"/>
-            <w:tcMar>
-              <w:top w:w="70" w:type="dxa"/>
-              <w:left w:w="100" w:type="dxa"/>
-              <w:bottom w:w="70" w:type="dxa"/>
-              <w:right w:w="100" w:type="dxa"/>
-            </w:tcMar>
-          </w:tcPr>
-          <w:p>
-            <w:pPr>
-              <w:pStyle w:val="TableText"/>
-            </w:pPr>
-            <w:r>
-              <w:t xml:space="preserve">Thêm hoặc Sửa</w:t>
+            <w:tcW w:w="4191" w:type="dxa"/>
+            <w:tcMar>
+              <w:top w:w="70" w:type="dxa"/>
+              <w:left w:w="100" w:type="dxa"/>
+              <w:bottom w:w="70" w:type="dxa"/>
+              <w:right w:w="100" w:type="dxa"/>
+            </w:tcMar>
+          </w:tcPr>
+          <w:p>
+            <w:pPr>
+              <w:pStyle w:val="TableText"/>
+            </w:pPr>
+            <w:r>
+              <w:rPr>
+                <w:rFonts w:ascii="Consolas" w:hAnsi="Consolas" w:cs="Consolas"/>
+                <w:color w:val="164E63"/>
+                <w:sz w:val="19"/>
+              </w:rPr>
+              <w:t xml:space="preserve">PUT /{id}</w:t>
+            </w:r>
+          </w:p>
+        </w:tc>
+        <w:tc>
+          <w:tcPr>
+            <w:tcW w:w="4191" w:type="dxa"/>
+            <w:tcMar>
+              <w:top w:w="70" w:type="dxa"/>
+              <w:left w:w="100" w:type="dxa"/>
+              <w:bottom w:w="70" w:type="dxa"/>
+              <w:right w:w="100" w:type="dxa"/>
+            </w:tcMar>
+          </w:tcPr>
+          <w:p>
+            <w:pPr>
+              <w:pStyle w:val="TableText"/>
+            </w:pPr>
+            <w:r>
+              <w:t xml:space="preserve">Sửa phiếu Lập chứng từ (kèm </w:t>
+            </w:r>
+            <w:r>
+              <w:rPr>
+                <w:rFonts w:ascii="Consolas" w:hAnsi="Consolas" w:cs="Consolas"/>
+                <w:color w:val="164E63"/>
+                <w:sz w:val="19"/>
+              </w:rPr>
+              <w:t xml:space="preserve">version</w:t>
+            </w:r>
+            <w:r>
+              <w:t xml:space="preserve">)</w:t>
+            </w:r>
+          </w:p>
+        </w:tc>
+        <w:tc>
+          <w:tcPr>
+            <w:tcW w:w="977" w:type="dxa"/>
+            <w:tcMar>
+              <w:top w:w="70" w:type="dxa"/>
+              <w:left w:w="100" w:type="dxa"/>
+              <w:bottom w:w="70" w:type="dxa"/>
+              <w:right w:w="100" w:type="dxa"/>
+            </w:tcMar>
+          </w:tcPr>
+          <w:p>
+            <w:pPr>
+              <w:pStyle w:val="TableText"/>
+            </w:pPr>
+            <w:r>
+              <w:t xml:space="preserve">Sửa</w:t>
             </w:r>
           </w:p>
         </w:tc>
@@ -9481,63 +9561,63 @@
         </w:trPr>
         <w:tc>
           <w:tcPr>
-            <w:tcW w:w="2167" w:type="dxa"/>
-            <w:tcMar>
-              <w:top w:w="70" w:type="dxa"/>
-              <w:left w:w="100" w:type="dxa"/>
-              <w:bottom w:w="70" w:type="dxa"/>
-              <w:right w:w="100" w:type="dxa"/>
-            </w:tcMar>
-          </w:tcPr>
-          <w:p>
-            <w:pPr>
-              <w:pStyle w:val="TableText"/>
-            </w:pPr>
-            <w:r>
-              <w:rPr>
-                <w:rFonts w:ascii="Consolas" w:hAnsi="Consolas" w:cs="Consolas"/>
-                <w:color w:val="164E63"/>
-                <w:sz w:val="19"/>
-              </w:rPr>
-              <w:t xml:space="preserve">POST /{id}/approve</w:t>
-            </w:r>
-          </w:p>
-        </w:tc>
-        <w:tc>
-          <w:tcPr>
-            <w:tcW w:w="5912" w:type="dxa"/>
-            <w:tcMar>
-              <w:top w:w="70" w:type="dxa"/>
-              <w:left w:w="100" w:type="dxa"/>
-              <w:bottom w:w="70" w:type="dxa"/>
-              <w:right w:w="100" w:type="dxa"/>
-            </w:tcMar>
-          </w:tcPr>
-          <w:p>
-            <w:pPr>
-              <w:pStyle w:val="TableText"/>
-            </w:pPr>
-            <w:r>
-              <w:t xml:space="preserve">Duyệt cấp hiện tại</w:t>
-            </w:r>
-          </w:p>
-        </w:tc>
-        <w:tc>
-          <w:tcPr>
-            <w:tcW w:w="1280" w:type="dxa"/>
-            <w:tcMar>
-              <w:top w:w="70" w:type="dxa"/>
-              <w:left w:w="100" w:type="dxa"/>
-              <w:bottom w:w="70" w:type="dxa"/>
-              <w:right w:w="100" w:type="dxa"/>
-            </w:tcMar>
-          </w:tcPr>
-          <w:p>
-            <w:pPr>
-              <w:pStyle w:val="TableText"/>
-            </w:pPr>
-            <w:r>
-              <w:t xml:space="preserve">Duyệt</w:t>
+            <w:tcW w:w="4191" w:type="dxa"/>
+            <w:tcMar>
+              <w:top w:w="70" w:type="dxa"/>
+              <w:left w:w="100" w:type="dxa"/>
+              <w:bottom w:w="70" w:type="dxa"/>
+              <w:right w:w="100" w:type="dxa"/>
+            </w:tcMar>
+          </w:tcPr>
+          <w:p>
+            <w:pPr>
+              <w:pStyle w:val="TableText"/>
+            </w:pPr>
+            <w:r>
+              <w:rPr>
+                <w:rFonts w:ascii="Consolas" w:hAnsi="Consolas" w:cs="Consolas"/>
+                <w:color w:val="164E63"/>
+                <w:sz w:val="19"/>
+              </w:rPr>
+              <w:t xml:space="preserve">POST /{id}/submit</w:t>
+            </w:r>
+          </w:p>
+        </w:tc>
+        <w:tc>
+          <w:tcPr>
+            <w:tcW w:w="4191" w:type="dxa"/>
+            <w:tcMar>
+              <w:top w:w="70" w:type="dxa"/>
+              <w:left w:w="100" w:type="dxa"/>
+              <w:bottom w:w="70" w:type="dxa"/>
+              <w:right w:w="100" w:type="dxa"/>
+            </w:tcMar>
+          </w:tcPr>
+          <w:p>
+            <w:pPr>
+              <w:pStyle w:val="TableText"/>
+            </w:pPr>
+            <w:r>
+              <w:t xml:space="preserve">Trình duyệt</w:t>
+            </w:r>
+          </w:p>
+        </w:tc>
+        <w:tc>
+          <w:tcPr>
+            <w:tcW w:w="977" w:type="dxa"/>
+            <w:tcMar>
+              <w:top w:w="70" w:type="dxa"/>
+              <w:left w:w="100" w:type="dxa"/>
+              <w:bottom w:w="70" w:type="dxa"/>
+              <w:right w:w="100" w:type="dxa"/>
+            </w:tcMar>
+          </w:tcPr>
+          <w:p>
+            <w:pPr>
+              <w:pStyle w:val="TableText"/>
+            </w:pPr>
+            <w:r>
+              <w:t xml:space="preserve">Thêm hoặc Sửa</w:t>
             </w:r>
           </w:p>
         </w:tc>
@@ -9548,68 +9628,63 @@
         </w:trPr>
         <w:tc>
           <w:tcPr>
-            <w:tcW w:w="2167" w:type="dxa"/>
-            <w:tcMar>
-              <w:top w:w="70" w:type="dxa"/>
-              <w:left w:w="100" w:type="dxa"/>
-              <w:bottom w:w="70" w:type="dxa"/>
-              <w:right w:w="100" w:type="dxa"/>
-            </w:tcMar>
-          </w:tcPr>
-          <w:p>
-            <w:pPr>
-              <w:pStyle w:val="TableText"/>
-            </w:pPr>
-            <w:r>
-              <w:rPr>
-                <w:rFonts w:ascii="Consolas" w:hAnsi="Consolas" w:cs="Consolas"/>
-                <w:color w:val="164E63"/>
-                <w:sz w:val="19"/>
-              </w:rPr>
-              <w:t xml:space="preserve">POST /{id}/post</w:t>
-            </w:r>
-          </w:p>
-        </w:tc>
-        <w:tc>
-          <w:tcPr>
-            <w:tcW w:w="5912" w:type="dxa"/>
-            <w:tcMar>
-              <w:top w:w="70" w:type="dxa"/>
-              <w:left w:w="100" w:type="dxa"/>
-              <w:bottom w:w="70" w:type="dxa"/>
-              <w:right w:w="100" w:type="dxa"/>
-            </w:tcMar>
-          </w:tcPr>
-          <w:p>
-            <w:pPr>
-              <w:pStyle w:val="TableText"/>
-            </w:pPr>
-            <w:r>
-              <w:t xml:space="preserve">Ghi sổ</w:t>
-            </w:r>
-          </w:p>
-        </w:tc>
-        <w:tc>
-          <w:tcPr>
-            <w:tcW w:w="1280" w:type="dxa"/>
-            <w:tcMar>
-              <w:top w:w="70" w:type="dxa"/>
-              <w:left w:w="100" w:type="dxa"/>
-              <w:bottom w:w="70" w:type="dxa"/>
-              <w:right w:w="100" w:type="dxa"/>
-            </w:tcMar>
-          </w:tcPr>
-          <w:p>
-            <w:pPr>
-              <w:pStyle w:val="TableText"/>
-            </w:pPr>
-            <w:r>
-              <w:rPr>
-                <w:rFonts w:ascii="Consolas" w:hAnsi="Consolas" w:cs="Consolas"/>
-                <w:color w:val="164E63"/>
-                <w:sz w:val="19"/>
-              </w:rPr>
-              <w:t xml:space="preserve">POST</w:t>
+            <w:tcW w:w="4191" w:type="dxa"/>
+            <w:tcMar>
+              <w:top w:w="70" w:type="dxa"/>
+              <w:left w:w="100" w:type="dxa"/>
+              <w:bottom w:w="70" w:type="dxa"/>
+              <w:right w:w="100" w:type="dxa"/>
+            </w:tcMar>
+          </w:tcPr>
+          <w:p>
+            <w:pPr>
+              <w:pStyle w:val="TableText"/>
+            </w:pPr>
+            <w:r>
+              <w:rPr>
+                <w:rFonts w:ascii="Consolas" w:hAnsi="Consolas" w:cs="Consolas"/>
+                <w:color w:val="164E63"/>
+                <w:sz w:val="19"/>
+              </w:rPr>
+              <w:t xml:space="preserve">POST /{id}/approve</w:t>
+            </w:r>
+          </w:p>
+        </w:tc>
+        <w:tc>
+          <w:tcPr>
+            <w:tcW w:w="4191" w:type="dxa"/>
+            <w:tcMar>
+              <w:top w:w="70" w:type="dxa"/>
+              <w:left w:w="100" w:type="dxa"/>
+              <w:bottom w:w="70" w:type="dxa"/>
+              <w:right w:w="100" w:type="dxa"/>
+            </w:tcMar>
+          </w:tcPr>
+          <w:p>
+            <w:pPr>
+              <w:pStyle w:val="TableText"/>
+            </w:pPr>
+            <w:r>
+              <w:t xml:space="preserve">Duyệt cấp hiện tại</w:t>
+            </w:r>
+          </w:p>
+        </w:tc>
+        <w:tc>
+          <w:tcPr>
+            <w:tcW w:w="977" w:type="dxa"/>
+            <w:tcMar>
+              <w:top w:w="70" w:type="dxa"/>
+              <w:left w:w="100" w:type="dxa"/>
+              <w:bottom w:w="70" w:type="dxa"/>
+              <w:right w:w="100" w:type="dxa"/>
+            </w:tcMar>
+          </w:tcPr>
+          <w:p>
+            <w:pPr>
+              <w:pStyle w:val="TableText"/>
+            </w:pPr>
+            <w:r>
+              <w:t xml:space="preserve">Duyệt</w:t>
             </w:r>
           </w:p>
         </w:tc>
@@ -9620,68 +9695,68 @@
         </w:trPr>
         <w:tc>
           <w:tcPr>
-            <w:tcW w:w="2167" w:type="dxa"/>
-            <w:tcMar>
-              <w:top w:w="70" w:type="dxa"/>
-              <w:left w:w="100" w:type="dxa"/>
-              <w:bottom w:w="70" w:type="dxa"/>
-              <w:right w:w="100" w:type="dxa"/>
-            </w:tcMar>
-          </w:tcPr>
-          <w:p>
-            <w:pPr>
-              <w:pStyle w:val="TableText"/>
-            </w:pPr>
-            <w:r>
-              <w:rPr>
-                <w:rFonts w:ascii="Consolas" w:hAnsi="Consolas" w:cs="Consolas"/>
-                <w:color w:val="164E63"/>
-                <w:sz w:val="19"/>
-              </w:rPr>
-              <w:t xml:space="preserve">POST /{id}/unpost</w:t>
-            </w:r>
-          </w:p>
-        </w:tc>
-        <w:tc>
-          <w:tcPr>
-            <w:tcW w:w="5912" w:type="dxa"/>
-            <w:tcMar>
-              <w:top w:w="70" w:type="dxa"/>
-              <w:left w:w="100" w:type="dxa"/>
-              <w:bottom w:w="70" w:type="dxa"/>
-              <w:right w:w="100" w:type="dxa"/>
-            </w:tcMar>
-          </w:tcPr>
-          <w:p>
-            <w:pPr>
-              <w:pStyle w:val="TableText"/>
-            </w:pPr>
-            <w:r>
-              <w:t xml:space="preserve">Bỏ ghi sổ</w:t>
-            </w:r>
-          </w:p>
-        </w:tc>
-        <w:tc>
-          <w:tcPr>
-            <w:tcW w:w="1280" w:type="dxa"/>
-            <w:tcMar>
-              <w:top w:w="70" w:type="dxa"/>
-              <w:left w:w="100" w:type="dxa"/>
-              <w:bottom w:w="70" w:type="dxa"/>
-              <w:right w:w="100" w:type="dxa"/>
-            </w:tcMar>
-          </w:tcPr>
-          <w:p>
-            <w:pPr>
-              <w:pStyle w:val="TableText"/>
-            </w:pPr>
-            <w:r>
-              <w:rPr>
-                <w:rFonts w:ascii="Consolas" w:hAnsi="Consolas" w:cs="Consolas"/>
-                <w:color w:val="164E63"/>
-                <w:sz w:val="19"/>
-              </w:rPr>
-              <w:t xml:space="preserve">UNPOST</w:t>
+            <w:tcW w:w="4191" w:type="dxa"/>
+            <w:tcMar>
+              <w:top w:w="70" w:type="dxa"/>
+              <w:left w:w="100" w:type="dxa"/>
+              <w:bottom w:w="70" w:type="dxa"/>
+              <w:right w:w="100" w:type="dxa"/>
+            </w:tcMar>
+          </w:tcPr>
+          <w:p>
+            <w:pPr>
+              <w:pStyle w:val="TableText"/>
+            </w:pPr>
+            <w:r>
+              <w:rPr>
+                <w:rFonts w:ascii="Consolas" w:hAnsi="Consolas" w:cs="Consolas"/>
+                <w:color w:val="164E63"/>
+                <w:sz w:val="19"/>
+              </w:rPr>
+              <w:t xml:space="preserve">POST /{id}/post</w:t>
+            </w:r>
+          </w:p>
+        </w:tc>
+        <w:tc>
+          <w:tcPr>
+            <w:tcW w:w="4191" w:type="dxa"/>
+            <w:tcMar>
+              <w:top w:w="70" w:type="dxa"/>
+              <w:left w:w="100" w:type="dxa"/>
+              <w:bottom w:w="70" w:type="dxa"/>
+              <w:right w:w="100" w:type="dxa"/>
+            </w:tcMar>
+          </w:tcPr>
+          <w:p>
+            <w:pPr>
+              <w:pStyle w:val="TableText"/>
+            </w:pPr>
+            <w:r>
+              <w:t xml:space="preserve">Ghi sổ</w:t>
+            </w:r>
+          </w:p>
+        </w:tc>
+        <w:tc>
+          <w:tcPr>
+            <w:tcW w:w="977" w:type="dxa"/>
+            <w:tcMar>
+              <w:top w:w="70" w:type="dxa"/>
+              <w:left w:w="100" w:type="dxa"/>
+              <w:bottom w:w="70" w:type="dxa"/>
+              <w:right w:w="100" w:type="dxa"/>
+            </w:tcMar>
+          </w:tcPr>
+          <w:p>
+            <w:pPr>
+              <w:pStyle w:val="TableText"/>
+            </w:pPr>
+            <w:r>
+              <w:rPr>
+                <w:rFonts w:ascii="Consolas" w:hAnsi="Consolas" w:cs="Consolas"/>
+                <w:color w:val="164E63"/>
+                <w:sz w:val="19"/>
+              </w:rPr>
+              <w:t xml:space="preserve">ST_POSTED</w:t>
             </w:r>
           </w:p>
         </w:tc>
@@ -9692,68 +9767,68 @@
         </w:trPr>
         <w:tc>
           <w:tcPr>
-            <w:tcW w:w="2167" w:type="dxa"/>
-            <w:tcMar>
-              <w:top w:w="70" w:type="dxa"/>
-              <w:left w:w="100" w:type="dxa"/>
-              <w:bottom w:w="70" w:type="dxa"/>
-              <w:right w:w="100" w:type="dxa"/>
-            </w:tcMar>
-          </w:tcPr>
-          <w:p>
-            <w:pPr>
-              <w:pStyle w:val="TableText"/>
-            </w:pPr>
-            <w:r>
-              <w:rPr>
-                <w:rFonts w:ascii="Consolas" w:hAnsi="Consolas" w:cs="Consolas"/>
-                <w:color w:val="164E63"/>
-                <w:sz w:val="19"/>
-              </w:rPr>
-              <w:t xml:space="preserve">POST /{id}/cancel</w:t>
-            </w:r>
-          </w:p>
-        </w:tc>
-        <w:tc>
-          <w:tcPr>
-            <w:tcW w:w="5912" w:type="dxa"/>
-            <w:tcMar>
-              <w:top w:w="70" w:type="dxa"/>
-              <w:left w:w="100" w:type="dxa"/>
-              <w:bottom w:w="70" w:type="dxa"/>
-              <w:right w:w="100" w:type="dxa"/>
-            </w:tcMar>
-          </w:tcPr>
-          <w:p>
-            <w:pPr>
-              <w:pStyle w:val="TableText"/>
-            </w:pPr>
-            <w:r>
-              <w:t xml:space="preserve">Hủy</w:t>
-            </w:r>
-          </w:p>
-        </w:tc>
-        <w:tc>
-          <w:tcPr>
-            <w:tcW w:w="1280" w:type="dxa"/>
-            <w:tcMar>
-              <w:top w:w="70" w:type="dxa"/>
-              <w:left w:w="100" w:type="dxa"/>
-              <w:bottom w:w="70" w:type="dxa"/>
-              <w:right w:w="100" w:type="dxa"/>
-            </w:tcMar>
-          </w:tcPr>
-          <w:p>
-            <w:pPr>
-              <w:pStyle w:val="TableText"/>
-            </w:pPr>
-            <w:r>
-              <w:rPr>
-                <w:rFonts w:ascii="Consolas" w:hAnsi="Consolas" w:cs="Consolas"/>
-                <w:color w:val="164E63"/>
-                <w:sz w:val="19"/>
-              </w:rPr>
-              <w:t xml:space="preserve">CANCEL</w:t>
+            <w:tcW w:w="4191" w:type="dxa"/>
+            <w:tcMar>
+              <w:top w:w="70" w:type="dxa"/>
+              <w:left w:w="100" w:type="dxa"/>
+              <w:bottom w:w="70" w:type="dxa"/>
+              <w:right w:w="100" w:type="dxa"/>
+            </w:tcMar>
+          </w:tcPr>
+          <w:p>
+            <w:pPr>
+              <w:pStyle w:val="TableText"/>
+            </w:pPr>
+            <w:r>
+              <w:rPr>
+                <w:rFonts w:ascii="Consolas" w:hAnsi="Consolas" w:cs="Consolas"/>
+                <w:color w:val="164E63"/>
+                <w:sz w:val="19"/>
+              </w:rPr>
+              <w:t xml:space="preserve">POST /{id}/unpost</w:t>
+            </w:r>
+          </w:p>
+        </w:tc>
+        <w:tc>
+          <w:tcPr>
+            <w:tcW w:w="4191" w:type="dxa"/>
+            <w:tcMar>
+              <w:top w:w="70" w:type="dxa"/>
+              <w:left w:w="100" w:type="dxa"/>
+              <w:bottom w:w="70" w:type="dxa"/>
+              <w:right w:w="100" w:type="dxa"/>
+            </w:tcMar>
+          </w:tcPr>
+          <w:p>
+            <w:pPr>
+              <w:pStyle w:val="TableText"/>
+            </w:pPr>
+            <w:r>
+              <w:t xml:space="preserve">Bỏ ghi sổ</w:t>
+            </w:r>
+          </w:p>
+        </w:tc>
+        <w:tc>
+          <w:tcPr>
+            <w:tcW w:w="977" w:type="dxa"/>
+            <w:tcMar>
+              <w:top w:w="70" w:type="dxa"/>
+              <w:left w:w="100" w:type="dxa"/>
+              <w:bottom w:w="70" w:type="dxa"/>
+              <w:right w:w="100" w:type="dxa"/>
+            </w:tcMar>
+          </w:tcPr>
+          <w:p>
+            <w:pPr>
+              <w:pStyle w:val="TableText"/>
+            </w:pPr>
+            <w:r>
+              <w:rPr>
+                <w:rFonts w:ascii="Consolas" w:hAnsi="Consolas" w:cs="Consolas"/>
+                <w:color w:val="164E63"/>
+                <w:sz w:val="19"/>
+              </w:rPr>
+              <w:t xml:space="preserve">ST_UNPOST</w:t>
             </w:r>
           </w:p>
         </w:tc>
@@ -9764,63 +9839,68 @@
         </w:trPr>
         <w:tc>
           <w:tcPr>
-            <w:tcW w:w="2167" w:type="dxa"/>
-            <w:tcMar>
-              <w:top w:w="70" w:type="dxa"/>
-              <w:left w:w="100" w:type="dxa"/>
-              <w:bottom w:w="70" w:type="dxa"/>
-              <w:right w:w="100" w:type="dxa"/>
-            </w:tcMar>
-          </w:tcPr>
-          <w:p>
-            <w:pPr>
-              <w:pStyle w:val="TableText"/>
-            </w:pPr>
-            <w:r>
-              <w:rPr>
-                <w:rFonts w:ascii="Consolas" w:hAnsi="Consolas" w:cs="Consolas"/>
-                <w:color w:val="164E63"/>
-                <w:sz w:val="19"/>
-              </w:rPr>
-              <w:t xml:space="preserve">POST /{id}/withdraw</w:t>
-            </w:r>
-          </w:p>
-        </w:tc>
-        <w:tc>
-          <w:tcPr>
-            <w:tcW w:w="5912" w:type="dxa"/>
-            <w:tcMar>
-              <w:top w:w="70" w:type="dxa"/>
-              <w:left w:w="100" w:type="dxa"/>
-              <w:bottom w:w="70" w:type="dxa"/>
-              <w:right w:w="100" w:type="dxa"/>
-            </w:tcMar>
-          </w:tcPr>
-          <w:p>
-            <w:pPr>
-              <w:pStyle w:val="TableText"/>
-            </w:pPr>
-            <w:r>
-              <w:t xml:space="preserve">Rút lại khỏi duyệt</w:t>
-            </w:r>
-          </w:p>
-        </w:tc>
-        <w:tc>
-          <w:tcPr>
-            <w:tcW w:w="1280" w:type="dxa"/>
-            <w:tcMar>
-              <w:top w:w="70" w:type="dxa"/>
-              <w:left w:w="100" w:type="dxa"/>
-              <w:bottom w:w="70" w:type="dxa"/>
-              <w:right w:w="100" w:type="dxa"/>
-            </w:tcMar>
-          </w:tcPr>
-          <w:p>
-            <w:pPr>
-              <w:pStyle w:val="TableText"/>
-            </w:pPr>
-            <w:r>
-              <w:t xml:space="preserve">Người lập</w:t>
+            <w:tcW w:w="4191" w:type="dxa"/>
+            <w:tcMar>
+              <w:top w:w="70" w:type="dxa"/>
+              <w:left w:w="100" w:type="dxa"/>
+              <w:bottom w:w="70" w:type="dxa"/>
+              <w:right w:w="100" w:type="dxa"/>
+            </w:tcMar>
+          </w:tcPr>
+          <w:p>
+            <w:pPr>
+              <w:pStyle w:val="TableText"/>
+            </w:pPr>
+            <w:r>
+              <w:rPr>
+                <w:rFonts w:ascii="Consolas" w:hAnsi="Consolas" w:cs="Consolas"/>
+                <w:color w:val="164E63"/>
+                <w:sz w:val="19"/>
+              </w:rPr>
+              <w:t xml:space="preserve">POST /{id}/cancel</w:t>
+            </w:r>
+          </w:p>
+        </w:tc>
+        <w:tc>
+          <w:tcPr>
+            <w:tcW w:w="4191" w:type="dxa"/>
+            <w:tcMar>
+              <w:top w:w="70" w:type="dxa"/>
+              <w:left w:w="100" w:type="dxa"/>
+              <w:bottom w:w="70" w:type="dxa"/>
+              <w:right w:w="100" w:type="dxa"/>
+            </w:tcMar>
+          </w:tcPr>
+          <w:p>
+            <w:pPr>
+              <w:pStyle w:val="TableText"/>
+            </w:pPr>
+            <w:r>
+              <w:t xml:space="preserve">Hủy</w:t>
+            </w:r>
+          </w:p>
+        </w:tc>
+        <w:tc>
+          <w:tcPr>
+            <w:tcW w:w="977" w:type="dxa"/>
+            <w:tcMar>
+              <w:top w:w="70" w:type="dxa"/>
+              <w:left w:w="100" w:type="dxa"/>
+              <w:bottom w:w="70" w:type="dxa"/>
+              <w:right w:w="100" w:type="dxa"/>
+            </w:tcMar>
+          </w:tcPr>
+          <w:p>
+            <w:pPr>
+              <w:pStyle w:val="TableText"/>
+            </w:pPr>
+            <w:r>
+              <w:rPr>
+                <w:rFonts w:ascii="Consolas" w:hAnsi="Consolas" w:cs="Consolas"/>
+                <w:color w:val="164E63"/>
+                <w:sz w:val="19"/>
+              </w:rPr>
+              <w:t xml:space="preserve">ST_CANCELLED</w:t>
             </w:r>
           </w:p>
         </w:tc>
@@ -9831,71 +9911,63 @@
         </w:trPr>
         <w:tc>
           <w:tcPr>
-            <w:tcW w:w="2167" w:type="dxa"/>
-            <w:tcMar>
-              <w:top w:w="70" w:type="dxa"/>
-              <w:left w:w="100" w:type="dxa"/>
-              <w:bottom w:w="70" w:type="dxa"/>
-              <w:right w:w="100" w:type="dxa"/>
-            </w:tcMar>
-          </w:tcPr>
-          <w:p>
-            <w:pPr>
-              <w:pStyle w:val="TableText"/>
-            </w:pPr>
-            <w:r>
-              <w:rPr>
-                <w:rFonts w:ascii="Consolas" w:hAnsi="Consolas" w:cs="Consolas"/>
-                <w:color w:val="164E63"/>
-                <w:sz w:val="19"/>
-              </w:rPr>
-              <w:t xml:space="preserve">POST /{id}/reject</w:t>
-            </w:r>
-          </w:p>
-        </w:tc>
-        <w:tc>
-          <w:tcPr>
-            <w:tcW w:w="5912" w:type="dxa"/>
-            <w:tcMar>
-              <w:top w:w="70" w:type="dxa"/>
-              <w:left w:w="100" w:type="dxa"/>
-              <w:bottom w:w="70" w:type="dxa"/>
-              <w:right w:w="100" w:type="dxa"/>
-            </w:tcMar>
-          </w:tcPr>
-          <w:p>
-            <w:pPr>
-              <w:pStyle w:val="TableText"/>
-            </w:pPr>
-            <w:r>
-              <w:t xml:space="preserve">Từ chối, body </w:t>
-            </w:r>
-            <w:r>
-              <w:rPr>
-                <w:rFonts w:ascii="Consolas" w:hAnsi="Consolas" w:cs="Consolas"/>
-                <w:color w:val="164E63"/>
-                <w:sz w:val="19"/>
-              </w:rPr>
-              <w:t xml:space="preserve">{ "note": "lý do" }</w:t>
-            </w:r>
-          </w:p>
-        </w:tc>
-        <w:tc>
-          <w:tcPr>
-            <w:tcW w:w="1280" w:type="dxa"/>
-            <w:tcMar>
-              <w:top w:w="70" w:type="dxa"/>
-              <w:left w:w="100" w:type="dxa"/>
-              <w:bottom w:w="70" w:type="dxa"/>
-              <w:right w:w="100" w:type="dxa"/>
-            </w:tcMar>
-          </w:tcPr>
-          <w:p>
-            <w:pPr>
-              <w:pStyle w:val="TableText"/>
-            </w:pPr>
-            <w:r>
-              <w:t xml:space="preserve">Duyệt</w:t>
+            <w:tcW w:w="4191" w:type="dxa"/>
+            <w:tcMar>
+              <w:top w:w="70" w:type="dxa"/>
+              <w:left w:w="100" w:type="dxa"/>
+              <w:bottom w:w="70" w:type="dxa"/>
+              <w:right w:w="100" w:type="dxa"/>
+            </w:tcMar>
+          </w:tcPr>
+          <w:p>
+            <w:pPr>
+              <w:pStyle w:val="TableText"/>
+            </w:pPr>
+            <w:r>
+              <w:rPr>
+                <w:rFonts w:ascii="Consolas" w:hAnsi="Consolas" w:cs="Consolas"/>
+                <w:color w:val="164E63"/>
+                <w:sz w:val="19"/>
+              </w:rPr>
+              <w:t xml:space="preserve">POST /{id}/withdraw</w:t>
+            </w:r>
+          </w:p>
+        </w:tc>
+        <w:tc>
+          <w:tcPr>
+            <w:tcW w:w="4191" w:type="dxa"/>
+            <w:tcMar>
+              <w:top w:w="70" w:type="dxa"/>
+              <w:left w:w="100" w:type="dxa"/>
+              <w:bottom w:w="70" w:type="dxa"/>
+              <w:right w:w="100" w:type="dxa"/>
+            </w:tcMar>
+          </w:tcPr>
+          <w:p>
+            <w:pPr>
+              <w:pStyle w:val="TableText"/>
+            </w:pPr>
+            <w:r>
+              <w:t xml:space="preserve">Rút lại khỏi duyệt</w:t>
+            </w:r>
+          </w:p>
+        </w:tc>
+        <w:tc>
+          <w:tcPr>
+            <w:tcW w:w="977" w:type="dxa"/>
+            <w:tcMar>
+              <w:top w:w="70" w:type="dxa"/>
+              <w:left w:w="100" w:type="dxa"/>
+              <w:bottom w:w="70" w:type="dxa"/>
+              <w:right w:w="100" w:type="dxa"/>
+            </w:tcMar>
+          </w:tcPr>
+          <w:p>
+            <w:pPr>
+              <w:pStyle w:val="TableText"/>
+            </w:pPr>
+            <w:r>
+              <w:t xml:space="preserve">Người lập</w:t>
             </w:r>
           </w:p>
         </w:tc>
@@ -9906,7 +9978,82 @@
         </w:trPr>
         <w:tc>
           <w:tcPr>
-            <w:tcW w:w="2167" w:type="dxa"/>
+            <w:tcW w:w="4191" w:type="dxa"/>
+            <w:tcMar>
+              <w:top w:w="70" w:type="dxa"/>
+              <w:left w:w="100" w:type="dxa"/>
+              <w:bottom w:w="70" w:type="dxa"/>
+              <w:right w:w="100" w:type="dxa"/>
+            </w:tcMar>
+          </w:tcPr>
+          <w:p>
+            <w:pPr>
+              <w:pStyle w:val="TableText"/>
+            </w:pPr>
+            <w:r>
+              <w:rPr>
+                <w:rFonts w:ascii="Consolas" w:hAnsi="Consolas" w:cs="Consolas"/>
+                <w:color w:val="164E63"/>
+                <w:sz w:val="19"/>
+              </w:rPr>
+              <w:t xml:space="preserve">POST /{id}/reject</w:t>
+            </w:r>
+          </w:p>
+        </w:tc>
+        <w:tc>
+          <w:tcPr>
+            <w:tcW w:w="4191" w:type="dxa"/>
+            <w:tcMar>
+              <w:top w:w="70" w:type="dxa"/>
+              <w:left w:w="100" w:type="dxa"/>
+              <w:bottom w:w="70" w:type="dxa"/>
+              <w:right w:w="100" w:type="dxa"/>
+            </w:tcMar>
+          </w:tcPr>
+          <w:p>
+            <w:pPr>
+              <w:pStyle w:val="TableText"/>
+            </w:pPr>
+            <w:r>
+              <w:t xml:space="preserve">Từ chối, body </w:t>
+            </w:r>
+            <w:r>
+              <w:rPr>
+                <w:rFonts w:ascii="Consolas" w:hAnsi="Consolas" w:cs="Consolas"/>
+                <w:color w:val="164E63"/>
+                <w:sz w:val="19"/>
+              </w:rPr>
+              <w:t xml:space="preserve">{ "note": "lý do" }</w:t>
+            </w:r>
+          </w:p>
+        </w:tc>
+        <w:tc>
+          <w:tcPr>
+            <w:tcW w:w="977" w:type="dxa"/>
+            <w:tcMar>
+              <w:top w:w="70" w:type="dxa"/>
+              <w:left w:w="100" w:type="dxa"/>
+              <w:bottom w:w="70" w:type="dxa"/>
+              <w:right w:w="100" w:type="dxa"/>
+            </w:tcMar>
+          </w:tcPr>
+          <w:p>
+            <w:pPr>
+              <w:pStyle w:val="TableText"/>
+            </w:pPr>
+            <w:r>
+              <w:t xml:space="preserve">Duyệt</w:t>
+            </w:r>
+          </w:p>
+        </w:tc>
+      </w:tr>
+      <w:tr>
+        <w:trPr>
+          <w:cantSplit/>
+        </w:trPr>
+        <w:tc>
+          <w:tcPr>
+            <w:tcW w:w="4191" w:type="dxa"/>
             <w:tcMar>
               <w:top w:w="70" w:type="dxa"/>
               <w:left w:w="100" w:type="dxa"/>
@@ -9930,7 +10077,7 @@
         </w:tc>
         <w:tc>
           <w:tcPr>
-            <w:tcW w:w="5912" w:type="dxa"/>
+            <w:tcW w:w="4191" w:type="dxa"/>
             <w:tcMar>
               <w:top w:w="70" w:type="dxa"/>
               <w:left w:w="100" w:type="dxa"/>
@@ -9949,7 +10096,7 @@
         </w:tc>
         <w:tc>
           <w:tcPr>
-            <w:tcW w:w="1280" w:type="dxa"/>
+            <w:tcW w:w="977" w:type="dxa"/>
             <w:tcMar>
               <w:top w:w="70" w:type="dxa"/>
               <w:left w:w="100" w:type="dxa"/>
@@ -10601,9 +10748,9 @@
         </w:tblBorders>
       </w:tblPr>
       <w:tblGrid>
-        <w:gridCol w:w="3466"/>
-        <w:gridCol w:w="2426"/>
-        <w:gridCol w:w="3466"/>
+        <w:gridCol w:w="3137"/>
+        <w:gridCol w:w="3085"/>
+        <w:gridCol w:w="3137"/>
       </w:tblGrid>
       <w:tr>
         <w:trPr>
@@ -10611,7 +10758,7 @@
         </w:trPr>
         <w:tc>
           <w:tcPr>
-            <w:tcW w:w="3466" w:type="dxa"/>
+            <w:tcW w:w="3137" w:type="dxa"/>
             <w:shd w:val="clear" w:fill="DCE9F3"/>
             <w:tcMar>
               <w:top w:w="70" w:type="dxa"/>
@@ -10631,7 +10778,7 @@
         </w:tc>
         <w:tc>
           <w:tcPr>
-            <w:tcW w:w="2426" w:type="dxa"/>
+            <w:tcW w:w="3085" w:type="dxa"/>
             <w:shd w:val="clear" w:fill="DCE9F3"/>
             <w:tcMar>
               <w:top w:w="70" w:type="dxa"/>
@@ -10651,7 +10798,7 @@
         </w:tc>
         <w:tc>
           <w:tcPr>
-            <w:tcW w:w="3466" w:type="dxa"/>
+            <w:tcW w:w="3137" w:type="dxa"/>
             <w:shd w:val="clear" w:fill="DCE9F3"/>
             <w:tcMar>
               <w:top w:w="70" w:type="dxa"/>
@@ -10676,7 +10823,7 @@
         </w:trPr>
         <w:tc>
           <w:tcPr>
-            <w:tcW w:w="3466" w:type="dxa"/>
+            <w:tcW w:w="3137" w:type="dxa"/>
             <w:tcMar>
               <w:top w:w="70" w:type="dxa"/>
               <w:left w:w="100" w:type="dxa"/>
@@ -10695,7 +10842,7 @@
         </w:tc>
         <w:tc>
           <w:tcPr>
-            <w:tcW w:w="2426" w:type="dxa"/>
+            <w:tcW w:w="3085" w:type="dxa"/>
             <w:tcMar>
               <w:top w:w="70" w:type="dxa"/>
               <w:left w:w="100" w:type="dxa"/>
@@ -10714,7 +10861,7 @@
         </w:tc>
         <w:tc>
           <w:tcPr>
-            <w:tcW w:w="3466" w:type="dxa"/>
+            <w:tcW w:w="3137" w:type="dxa"/>
             <w:tcMar>
               <w:top w:w="70" w:type="dxa"/>
               <w:left w:w="100" w:type="dxa"/>
@@ -10738,7 +10885,7 @@
         </w:trPr>
         <w:tc>
           <w:tcPr>
-            <w:tcW w:w="3466" w:type="dxa"/>
+            <w:tcW w:w="3137" w:type="dxa"/>
             <w:tcMar>
               <w:top w:w="70" w:type="dxa"/>
               <w:left w:w="100" w:type="dxa"/>
@@ -10757,7 +10904,7 @@
         </w:tc>
         <w:tc>
           <w:tcPr>
-            <w:tcW w:w="2426" w:type="dxa"/>
+            <w:tcW w:w="3085" w:type="dxa"/>
             <w:tcMar>
               <w:top w:w="70" w:type="dxa"/>
               <w:left w:w="100" w:type="dxa"/>
@@ -10776,7 +10923,7 @@
         </w:tc>
         <w:tc>
           <w:tcPr>
-            <w:tcW w:w="3466" w:type="dxa"/>
+            <w:tcW w:w="3137" w:type="dxa"/>
             <w:tcMar>
               <w:top w:w="70" w:type="dxa"/>
               <w:left w:w="100" w:type="dxa"/>
@@ -10800,7 +10947,7 @@
         </w:trPr>
         <w:tc>
           <w:tcPr>
-            <w:tcW w:w="3466" w:type="dxa"/>
+            <w:tcW w:w="3137" w:type="dxa"/>
             <w:tcMar>
               <w:top w:w="70" w:type="dxa"/>
               <w:left w:w="100" w:type="dxa"/>
@@ -10819,7 +10966,7 @@
         </w:tc>
         <w:tc>
           <w:tcPr>
-            <w:tcW w:w="2426" w:type="dxa"/>
+            <w:tcW w:w="3085" w:type="dxa"/>
             <w:tcMar>
               <w:top w:w="70" w:type="dxa"/>
               <w:left w:w="100" w:type="dxa"/>
@@ -10838,7 +10985,7 @@
         </w:tc>
         <w:tc>
           <w:tcPr>
-            <w:tcW w:w="3466" w:type="dxa"/>
+            <w:tcW w:w="3137" w:type="dxa"/>
             <w:tcMar>
               <w:top w:w="70" w:type="dxa"/>
               <w:left w:w="100" w:type="dxa"/>
@@ -10862,7 +11009,7 @@
         </w:trPr>
         <w:tc>
           <w:tcPr>
-            <w:tcW w:w="3466" w:type="dxa"/>
+            <w:tcW w:w="3137" w:type="dxa"/>
             <w:tcMar>
               <w:top w:w="70" w:type="dxa"/>
               <w:left w:w="100" w:type="dxa"/>
@@ -10881,7 +11028,7 @@
         </w:tc>
         <w:tc>
           <w:tcPr>
-            <w:tcW w:w="2426" w:type="dxa"/>
+            <w:tcW w:w="3085" w:type="dxa"/>
             <w:tcMar>
               <w:top w:w="70" w:type="dxa"/>
               <w:left w:w="100" w:type="dxa"/>
@@ -10900,7 +11047,7 @@
         </w:tc>
         <w:tc>
           <w:tcPr>
-            <w:tcW w:w="3466" w:type="dxa"/>
+            <w:tcW w:w="3137" w:type="dxa"/>
             <w:tcMar>
               <w:top w:w="70" w:type="dxa"/>
               <w:left w:w="100" w:type="dxa"/>
@@ -10924,7 +11071,7 @@
         </w:trPr>
         <w:tc>
           <w:tcPr>
-            <w:tcW w:w="3466" w:type="dxa"/>
+            <w:tcW w:w="3137" w:type="dxa"/>
             <w:tcMar>
               <w:top w:w="70" w:type="dxa"/>
               <w:left w:w="100" w:type="dxa"/>
@@ -10943,7 +11090,7 @@
         </w:tc>
         <w:tc>
           <w:tcPr>
-            <w:tcW w:w="2426" w:type="dxa"/>
+            <w:tcW w:w="3085" w:type="dxa"/>
             <w:tcMar>
               <w:top w:w="70" w:type="dxa"/>
               <w:left w:w="100" w:type="dxa"/>
@@ -10962,7 +11109,7 @@
         </w:tc>
         <w:tc>
           <w:tcPr>
-            <w:tcW w:w="3466" w:type="dxa"/>
+            <w:tcW w:w="3137" w:type="dxa"/>
             <w:tcMar>
               <w:top w:w="70" w:type="dxa"/>
               <w:left w:w="100" w:type="dxa"/>
@@ -10986,7 +11133,7 @@
         </w:trPr>
         <w:tc>
           <w:tcPr>
-            <w:tcW w:w="3466" w:type="dxa"/>
+            <w:tcW w:w="3137" w:type="dxa"/>
             <w:tcMar>
               <w:top w:w="70" w:type="dxa"/>
               <w:left w:w="100" w:type="dxa"/>
@@ -11005,7 +11152,7 @@
         </w:tc>
         <w:tc>
           <w:tcPr>
-            <w:tcW w:w="2426" w:type="dxa"/>
+            <w:tcW w:w="3085" w:type="dxa"/>
             <w:tcMar>
               <w:top w:w="70" w:type="dxa"/>
               <w:left w:w="100" w:type="dxa"/>
@@ -11024,7 +11171,7 @@
         </w:tc>
         <w:tc>
           <w:tcPr>
-            <w:tcW w:w="3466" w:type="dxa"/>
+            <w:tcW w:w="3137" w:type="dxa"/>
             <w:tcMar>
               <w:top w:w="70" w:type="dxa"/>
               <w:left w:w="100" w:type="dxa"/>
@@ -11048,7 +11195,7 @@
         </w:trPr>
         <w:tc>
           <w:tcPr>
-            <w:tcW w:w="3466" w:type="dxa"/>
+            <w:tcW w:w="3137" w:type="dxa"/>
             <w:tcMar>
               <w:top w:w="70" w:type="dxa"/>
               <w:left w:w="100" w:type="dxa"/>
@@ -11067,7 +11214,7 @@
         </w:tc>
         <w:tc>
           <w:tcPr>
-            <w:tcW w:w="2426" w:type="dxa"/>
+            <w:tcW w:w="3085" w:type="dxa"/>
             <w:tcMar>
               <w:top w:w="70" w:type="dxa"/>
               <w:left w:w="100" w:type="dxa"/>
@@ -11086,7 +11233,7 @@
         </w:tc>
         <w:tc>
           <w:tcPr>
-            <w:tcW w:w="3466" w:type="dxa"/>
+            <w:tcW w:w="3137" w:type="dxa"/>
             <w:tcMar>
               <w:top w:w="70" w:type="dxa"/>
               <w:left w:w="100" w:type="dxa"/>
@@ -11110,7 +11257,7 @@
         </w:trPr>
         <w:tc>
           <w:tcPr>
-            <w:tcW w:w="3466" w:type="dxa"/>
+            <w:tcW w:w="3137" w:type="dxa"/>
             <w:tcMar>
               <w:top w:w="70" w:type="dxa"/>
               <w:left w:w="100" w:type="dxa"/>
@@ -11129,7 +11276,7 @@
         </w:tc>
         <w:tc>
           <w:tcPr>
-            <w:tcW w:w="2426" w:type="dxa"/>
+            <w:tcW w:w="3085" w:type="dxa"/>
             <w:tcMar>
               <w:top w:w="70" w:type="dxa"/>
               <w:left w:w="100" w:type="dxa"/>
@@ -11148,7 +11295,7 @@
         </w:tc>
         <w:tc>
           <w:tcPr>
-            <w:tcW w:w="3466" w:type="dxa"/>
+            <w:tcW w:w="3137" w:type="dxa"/>
             <w:tcMar>
               <w:top w:w="70" w:type="dxa"/>
               <w:left w:w="100" w:type="dxa"/>
@@ -11172,7 +11319,7 @@
         </w:trPr>
         <w:tc>
           <w:tcPr>
-            <w:tcW w:w="3466" w:type="dxa"/>
+            <w:tcW w:w="3137" w:type="dxa"/>
             <w:tcMar>
               <w:top w:w="70" w:type="dxa"/>
               <w:left w:w="100" w:type="dxa"/>
@@ -11191,7 +11338,7 @@
         </w:tc>
         <w:tc>
           <w:tcPr>
-            <w:tcW w:w="2426" w:type="dxa"/>
+            <w:tcW w:w="3085" w:type="dxa"/>
             <w:tcMar>
               <w:top w:w="70" w:type="dxa"/>
               <w:left w:w="100" w:type="dxa"/>
@@ -11210,7 +11357,7 @@
         </w:tc>
         <w:tc>
           <w:tcPr>
-            <w:tcW w:w="3466" w:type="dxa"/>
+            <w:tcW w:w="3137" w:type="dxa"/>
             <w:tcMar>
               <w:top w:w="70" w:type="dxa"/>
               <w:left w:w="100" w:type="dxa"/>
@@ -11234,7 +11381,7 @@
         </w:trPr>
         <w:tc>
           <w:tcPr>
-            <w:tcW w:w="3466" w:type="dxa"/>
+            <w:tcW w:w="3137" w:type="dxa"/>
             <w:tcMar>
               <w:top w:w="70" w:type="dxa"/>
               <w:left w:w="100" w:type="dxa"/>
@@ -11253,7 +11400,7 @@
         </w:tc>
         <w:tc>
           <w:tcPr>
-            <w:tcW w:w="2426" w:type="dxa"/>
+            <w:tcW w:w="3085" w:type="dxa"/>
             <w:tcMar>
               <w:top w:w="70" w:type="dxa"/>
               <w:left w:w="100" w:type="dxa"/>
@@ -11272,7 +11419,7 @@
         </w:tc>
         <w:tc>
           <w:tcPr>
-            <w:tcW w:w="3466" w:type="dxa"/>
+            <w:tcW w:w="3137" w:type="dxa"/>
             <w:tcMar>
               <w:top w:w="70" w:type="dxa"/>
               <w:left w:w="100" w:type="dxa"/>
@@ -11296,7 +11443,7 @@
         </w:trPr>
         <w:tc>
           <w:tcPr>
-            <w:tcW w:w="3466" w:type="dxa"/>
+            <w:tcW w:w="3137" w:type="dxa"/>
             <w:tcMar>
               <w:top w:w="70" w:type="dxa"/>
               <w:left w:w="100" w:type="dxa"/>
@@ -11315,7 +11462,7 @@
         </w:tc>
         <w:tc>
           <w:tcPr>
-            <w:tcW w:w="2426" w:type="dxa"/>
+            <w:tcW w:w="3085" w:type="dxa"/>
             <w:tcMar>
               <w:top w:w="70" w:type="dxa"/>
               <w:left w:w="100" w:type="dxa"/>
@@ -11334,7 +11481,7 @@
         </w:tc>
         <w:tc>
           <w:tcPr>
-            <w:tcW w:w="3466" w:type="dxa"/>
+            <w:tcW w:w="3137" w:type="dxa"/>
             <w:tcMar>
               <w:top w:w="70" w:type="dxa"/>
               <w:left w:w="100" w:type="dxa"/>
@@ -11358,7 +11505,7 @@
         </w:trPr>
         <w:tc>
           <w:tcPr>
-            <w:tcW w:w="3466" w:type="dxa"/>
+            <w:tcW w:w="3137" w:type="dxa"/>
             <w:tcMar>
               <w:top w:w="70" w:type="dxa"/>
               <w:left w:w="100" w:type="dxa"/>
@@ -11377,7 +11524,7 @@
         </w:tc>
         <w:tc>
           <w:tcPr>
-            <w:tcW w:w="2426" w:type="dxa"/>
+            <w:tcW w:w="3085" w:type="dxa"/>
             <w:tcMar>
               <w:top w:w="70" w:type="dxa"/>
               <w:left w:w="100" w:type="dxa"/>
@@ -11396,7 +11543,7 @@
         </w:tc>
         <w:tc>
           <w:tcPr>
-            <w:tcW w:w="3466" w:type="dxa"/>
+            <w:tcW w:w="3137" w:type="dxa"/>
             <w:tcMar>
               <w:top w:w="70" w:type="dxa"/>
               <w:left w:w="100" w:type="dxa"/>
@@ -11420,7 +11567,7 @@
         </w:trPr>
         <w:tc>
           <w:tcPr>
-            <w:tcW w:w="3466" w:type="dxa"/>
+            <w:tcW w:w="3137" w:type="dxa"/>
             <w:tcMar>
               <w:top w:w="70" w:type="dxa"/>
               <w:left w:w="100" w:type="dxa"/>
@@ -11439,7 +11586,7 @@
         </w:tc>
         <w:tc>
           <w:tcPr>
-            <w:tcW w:w="2426" w:type="dxa"/>
+            <w:tcW w:w="3085" w:type="dxa"/>
             <w:tcMar>
               <w:top w:w="70" w:type="dxa"/>
               <w:left w:w="100" w:type="dxa"/>
@@ -11458,7 +11605,7 @@
         </w:tc>
         <w:tc>
           <w:tcPr>
-            <w:tcW w:w="3466" w:type="dxa"/>
+            <w:tcW w:w="3137" w:type="dxa"/>
             <w:tcMar>
               <w:top w:w="70" w:type="dxa"/>
               <w:left w:w="100" w:type="dxa"/>
@@ -11482,7 +11629,7 @@
         </w:trPr>
         <w:tc>
           <w:tcPr>
-            <w:tcW w:w="3466" w:type="dxa"/>
+            <w:tcW w:w="3137" w:type="dxa"/>
             <w:tcMar>
               <w:top w:w="70" w:type="dxa"/>
               <w:left w:w="100" w:type="dxa"/>
@@ -11501,7 +11648,7 @@
         </w:tc>
         <w:tc>
           <w:tcPr>
-            <w:tcW w:w="2426" w:type="dxa"/>
+            <w:tcW w:w="3085" w:type="dxa"/>
             <w:tcMar>
               <w:top w:w="70" w:type="dxa"/>
               <w:left w:w="100" w:type="dxa"/>
@@ -11520,7 +11667,7 @@
         </w:tc>
         <w:tc>
           <w:tcPr>
-            <w:tcW w:w="3466" w:type="dxa"/>
+            <w:tcW w:w="3137" w:type="dxa"/>
             <w:tcMar>
               <w:top w:w="70" w:type="dxa"/>
               <w:left w:w="100" w:type="dxa"/>
@@ -11544,7 +11691,7 @@
         </w:trPr>
         <w:tc>
           <w:tcPr>
-            <w:tcW w:w="3466" w:type="dxa"/>
+            <w:tcW w:w="3137" w:type="dxa"/>
             <w:tcMar>
               <w:top w:w="70" w:type="dxa"/>
               <w:left w:w="100" w:type="dxa"/>
@@ -11566,7 +11713,7 @@
         </w:tc>
         <w:tc>
           <w:tcPr>
-            <w:tcW w:w="2426" w:type="dxa"/>
+            <w:tcW w:w="3085" w:type="dxa"/>
             <w:tcMar>
               <w:top w:w="70" w:type="dxa"/>
               <w:left w:w="100" w:type="dxa"/>
@@ -11585,7 +11732,7 @@
         </w:tc>
         <w:tc>
           <w:tcPr>
-            <w:tcW w:w="3466" w:type="dxa"/>
+            <w:tcW w:w="3137" w:type="dxa"/>
             <w:tcMar>
               <w:top w:w="70" w:type="dxa"/>
               <w:left w:w="100" w:type="dxa"/>
@@ -11609,7 +11756,7 @@
         </w:trPr>
         <w:tc>
           <w:tcPr>
-            <w:tcW w:w="3466" w:type="dxa"/>
+            <w:tcW w:w="3137" w:type="dxa"/>
             <w:tcMar>
               <w:top w:w="70" w:type="dxa"/>
               <w:left w:w="100" w:type="dxa"/>
@@ -11628,7 +11775,7 @@
         </w:tc>
         <w:tc>
           <w:tcPr>
-            <w:tcW w:w="2426" w:type="dxa"/>
+            <w:tcW w:w="3085" w:type="dxa"/>
             <w:tcMar>
               <w:top w:w="70" w:type="dxa"/>
               <w:left w:w="100" w:type="dxa"/>
@@ -11647,7 +11794,7 @@
         </w:tc>
         <w:tc>
           <w:tcPr>
-            <w:tcW w:w="3466" w:type="dxa"/>
+            <w:tcW w:w="3137" w:type="dxa"/>
             <w:tcMar>
               <w:top w:w="70" w:type="dxa"/>
               <w:left w:w="100" w:type="dxa"/>
@@ -11671,7 +11818,7 @@
         </w:trPr>
         <w:tc>
           <w:tcPr>
-            <w:tcW w:w="3466" w:type="dxa"/>
+            <w:tcW w:w="3137" w:type="dxa"/>
             <w:tcMar>
               <w:top w:w="70" w:type="dxa"/>
               <w:left w:w="100" w:type="dxa"/>
@@ -11690,7 +11837,7 @@
         </w:tc>
         <w:tc>
           <w:tcPr>
-            <w:tcW w:w="2426" w:type="dxa"/>
+            <w:tcW w:w="3085" w:type="dxa"/>
             <w:tcMar>
               <w:top w:w="70" w:type="dxa"/>
               <w:left w:w="100" w:type="dxa"/>
@@ -11709,7 +11856,7 @@
         </w:tc>
         <w:tc>
           <w:tcPr>
-            <w:tcW w:w="3466" w:type="dxa"/>
+            <w:tcW w:w="3137" w:type="dxa"/>
             <w:tcMar>
               <w:top w:w="70" w:type="dxa"/>
               <w:left w:w="100" w:type="dxa"/>
@@ -11733,7 +11880,7 @@
         </w:trPr>
         <w:tc>
           <w:tcPr>
-            <w:tcW w:w="3466" w:type="dxa"/>
+            <w:tcW w:w="3137" w:type="dxa"/>
             <w:tcMar>
               <w:top w:w="70" w:type="dxa"/>
               <w:left w:w="100" w:type="dxa"/>
@@ -11752,7 +11899,7 @@
         </w:tc>
         <w:tc>
           <w:tcPr>
-            <w:tcW w:w="2426" w:type="dxa"/>
+            <w:tcW w:w="3085" w:type="dxa"/>
             <w:tcMar>
               <w:top w:w="70" w:type="dxa"/>
               <w:left w:w="100" w:type="dxa"/>
@@ -11771,7 +11918,7 @@
         </w:tc>
         <w:tc>
           <w:tcPr>
-            <w:tcW w:w="3466" w:type="dxa"/>
+            <w:tcW w:w="3137" w:type="dxa"/>
             <w:tcMar>
               <w:top w:w="70" w:type="dxa"/>
               <w:left w:w="100" w:type="dxa"/>
@@ -11795,7 +11942,7 @@
         </w:trPr>
         <w:tc>
           <w:tcPr>
-            <w:tcW w:w="3466" w:type="dxa"/>
+            <w:tcW w:w="3137" w:type="dxa"/>
             <w:tcMar>
               <w:top w:w="70" w:type="dxa"/>
               <w:left w:w="100" w:type="dxa"/>
@@ -11814,7 +11961,7 @@
         </w:tc>
         <w:tc>
           <w:tcPr>
-            <w:tcW w:w="2426" w:type="dxa"/>
+            <w:tcW w:w="3085" w:type="dxa"/>
             <w:tcMar>
               <w:top w:w="70" w:type="dxa"/>
               <w:left w:w="100" w:type="dxa"/>
@@ -11833,7 +11980,7 @@
         </w:tc>
         <w:tc>
           <w:tcPr>
-            <w:tcW w:w="3466" w:type="dxa"/>
+            <w:tcW w:w="3137" w:type="dxa"/>
             <w:tcMar>
               <w:top w:w="70" w:type="dxa"/>
               <w:left w:w="100" w:type="dxa"/>
@@ -11857,45 +12004,45 @@
         </w:trPr>
         <w:tc>
           <w:tcPr>
-            <w:tcW w:w="3466" w:type="dxa"/>
-            <w:tcMar>
-              <w:top w:w="70" w:type="dxa"/>
-              <w:left w:w="100" w:type="dxa"/>
-              <w:bottom w:w="70" w:type="dxa"/>
-              <w:right w:w="100" w:type="dxa"/>
-            </w:tcMar>
-          </w:tcPr>
-          <w:p>
-            <w:pPr>
-              <w:pStyle w:val="TableText"/>
-            </w:pPr>
-            <w:r>
-              <w:t xml:space="preserve">Chỉ ghi sổ phiếu đã duyệt; cần quyền "Ghi sổ"</w:t>
-            </w:r>
-          </w:p>
-        </w:tc>
-        <w:tc>
-          <w:tcPr>
-            <w:tcW w:w="2426" w:type="dxa"/>
-            <w:tcMar>
-              <w:top w:w="70" w:type="dxa"/>
-              <w:left w:w="100" w:type="dxa"/>
-              <w:bottom w:w="70" w:type="dxa"/>
-              <w:right w:w="100" w:type="dxa"/>
-            </w:tcMar>
-          </w:tcPr>
-          <w:p>
-            <w:pPr>
-              <w:pStyle w:val="TableText"/>
-            </w:pPr>
-            <w:r>
-              <w:t xml:space="preserve">Ghi sổ phiếu chưa duyệt hoặc thiếu quyền</w:t>
-            </w:r>
-          </w:p>
-        </w:tc>
-        <w:tc>
-          <w:tcPr>
-            <w:tcW w:w="3466" w:type="dxa"/>
+            <w:tcW w:w="3137" w:type="dxa"/>
+            <w:tcMar>
+              <w:top w:w="70" w:type="dxa"/>
+              <w:left w:w="100" w:type="dxa"/>
+              <w:bottom w:w="70" w:type="dxa"/>
+              <w:right w:w="100" w:type="dxa"/>
+            </w:tcMar>
+          </w:tcPr>
+          <w:p>
+            <w:pPr>
+              <w:pStyle w:val="TableText"/>
+            </w:pPr>
+            <w:r>
+              <w:t xml:space="preserve">Chỉ ghi sổ phiếu đã duyệt; cần quyền trạng thái "Đã ghi sổ" tại đơn vị này</w:t>
+            </w:r>
+          </w:p>
+        </w:tc>
+        <w:tc>
+          <w:tcPr>
+            <w:tcW w:w="3085" w:type="dxa"/>
+            <w:tcMar>
+              <w:top w:w="70" w:type="dxa"/>
+              <w:left w:w="100" w:type="dxa"/>
+              <w:bottom w:w="70" w:type="dxa"/>
+              <w:right w:w="100" w:type="dxa"/>
+            </w:tcMar>
+          </w:tcPr>
+          <w:p>
+            <w:pPr>
+              <w:pStyle w:val="TableText"/>
+            </w:pPr>
+            <w:r>
+              <w:t xml:space="preserve">Ghi sổ phiếu chưa duyệt hoặc thiếu quyền ở đơn vị của phiếu</w:t>
+            </w:r>
+          </w:p>
+        </w:tc>
+        <w:tc>
+          <w:tcPr>
+            <w:tcW w:w="3137" w:type="dxa"/>
             <w:tcMar>
               <w:top w:w="70" w:type="dxa"/>
               <w:left w:w="100" w:type="dxa"/>
@@ -11916,7 +12063,10 @@
                 <w:color w:val="164E63"/>
                 <w:sz w:val="19"/>
               </w:rPr>
-              <w:t xml:space="preserve">POST</w:t>
+              <w:t xml:space="preserve">ST_POSTED</w:t>
+            </w:r>
+            <w:r>
+              <w:t xml:space="preserve"> cho đơn vị</w:t>
             </w:r>
           </w:p>
         </w:tc>
@@ -11927,7 +12077,7 @@
         </w:trPr>
         <w:tc>
           <w:tcPr>
-            <w:tcW w:w="3466" w:type="dxa"/>
+            <w:tcW w:w="3137" w:type="dxa"/>
             <w:tcMar>
               <w:top w:w="70" w:type="dxa"/>
               <w:left w:w="100" w:type="dxa"/>
@@ -11946,7 +12096,7 @@
         </w:tc>
         <w:tc>
           <w:tcPr>
-            <w:tcW w:w="2426" w:type="dxa"/>
+            <w:tcW w:w="3085" w:type="dxa"/>
             <w:tcMar>
               <w:top w:w="70" w:type="dxa"/>
               <w:left w:w="100" w:type="dxa"/>
@@ -11965,7 +12115,7 @@
         </w:tc>
         <w:tc>
           <w:tcPr>
-            <w:tcW w:w="3466" w:type="dxa"/>
+            <w:tcW w:w="3137" w:type="dxa"/>
             <w:tcMar>
               <w:top w:w="70" w:type="dxa"/>
               <w:left w:w="100" w:type="dxa"/>
@@ -11989,7 +12139,7 @@
         </w:trPr>
         <w:tc>
           <w:tcPr>
-            <w:tcW w:w="3466" w:type="dxa"/>
+            <w:tcW w:w="3137" w:type="dxa"/>
             <w:tcMar>
               <w:top w:w="70" w:type="dxa"/>
               <w:left w:w="100" w:type="dxa"/>
@@ -12008,7 +12158,7 @@
         </w:tc>
         <w:tc>
           <w:tcPr>
-            <w:tcW w:w="2426" w:type="dxa"/>
+            <w:tcW w:w="3085" w:type="dxa"/>
             <w:tcMar>
               <w:top w:w="70" w:type="dxa"/>
               <w:left w:w="100" w:type="dxa"/>
@@ -12035,7 +12185,7 @@
         </w:tc>
         <w:tc>
           <w:tcPr>
-            <w:tcW w:w="3466" w:type="dxa"/>
+            <w:tcW w:w="3137" w:type="dxa"/>
             <w:tcMar>
               <w:top w:w="70" w:type="dxa"/>
               <w:left w:w="100" w:type="dxa"/>
@@ -12059,7 +12209,7 @@
         </w:trPr>
         <w:tc>
           <w:tcPr>
-            <w:tcW w:w="3466" w:type="dxa"/>
+            <w:tcW w:w="3137" w:type="dxa"/>
             <w:tcMar>
               <w:top w:w="70" w:type="dxa"/>
               <w:left w:w="100" w:type="dxa"/>
@@ -12078,7 +12228,7 @@
         </w:tc>
         <w:tc>
           <w:tcPr>
-            <w:tcW w:w="2426" w:type="dxa"/>
+            <w:tcW w:w="3085" w:type="dxa"/>
             <w:tcMar>
               <w:top w:w="70" w:type="dxa"/>
               <w:left w:w="100" w:type="dxa"/>
@@ -12097,7 +12247,7 @@
         </w:tc>
         <w:tc>
           <w:tcPr>
-            <w:tcW w:w="3466" w:type="dxa"/>
+            <w:tcW w:w="3137" w:type="dxa"/>
             <w:tcMar>
               <w:top w:w="70" w:type="dxa"/>
               <w:left w:w="100" w:type="dxa"/>
@@ -12121,7 +12271,7 @@
         </w:trPr>
         <w:tc>
           <w:tcPr>
-            <w:tcW w:w="3466" w:type="dxa"/>
+            <w:tcW w:w="3137" w:type="dxa"/>
             <w:tcMar>
               <w:top w:w="70" w:type="dxa"/>
               <w:left w:w="100" w:type="dxa"/>
@@ -12140,7 +12290,7 @@
         </w:tc>
         <w:tc>
           <w:tcPr>
-            <w:tcW w:w="2426" w:type="dxa"/>
+            <w:tcW w:w="3085" w:type="dxa"/>
             <w:tcMar>
               <w:top w:w="70" w:type="dxa"/>
               <w:left w:w="100" w:type="dxa"/>
@@ -12159,7 +12309,7 @@
         </w:tc>
         <w:tc>
           <w:tcPr>
-            <w:tcW w:w="3466" w:type="dxa"/>
+            <w:tcW w:w="3137" w:type="dxa"/>
             <w:tcMar>
               <w:top w:w="70" w:type="dxa"/>
               <w:left w:w="100" w:type="dxa"/>
@@ -12183,7 +12333,7 @@
         </w:trPr>
         <w:tc>
           <w:tcPr>
-            <w:tcW w:w="3466" w:type="dxa"/>
+            <w:tcW w:w="3137" w:type="dxa"/>
             <w:tcMar>
               <w:top w:w="70" w:type="dxa"/>
               <w:left w:w="100" w:type="dxa"/>
@@ -12202,7 +12352,7 @@
         </w:tc>
         <w:tc>
           <w:tcPr>
-            <w:tcW w:w="2426" w:type="dxa"/>
+            <w:tcW w:w="3085" w:type="dxa"/>
             <w:tcMar>
               <w:top w:w="70" w:type="dxa"/>
               <w:left w:w="100" w:type="dxa"/>
@@ -12221,7 +12371,7 @@
         </w:tc>
         <w:tc>
           <w:tcPr>
-            <w:tcW w:w="3466" w:type="dxa"/>
+            <w:tcW w:w="3137" w:type="dxa"/>
             <w:tcMar>
               <w:top w:w="70" w:type="dxa"/>
               <w:left w:w="100" w:type="dxa"/>
@@ -12454,7 +12604,7 @@
           <w:color w:val="164E63"/>
           <w:sz w:val="19"/>
         </w:rPr>
-        <w:t xml:space="preserve">POST</w:t>
+        <w:t xml:space="preserve">VIEW_PRICE</w:t>
       </w:r>
       <w:r>
         <w:t xml:space="preserve">, </w:t>
@@ -12465,7 +12615,18 @@
           <w:color w:val="164E63"/>
           <w:sz w:val="19"/>
         </w:rPr>
-        <w:t xml:space="preserve">UNPOST</w:t>
+        <w:t xml:space="preserve">VIEW_ALL</w:t>
+      </w:r>
+      <w:r>
+        <w:t xml:space="preserve"> và các quyền trạng thái </w:t>
+      </w:r>
+      <w:r>
+        <w:rPr>
+          <w:rFonts w:ascii="Consolas" w:hAnsi="Consolas" w:cs="Consolas"/>
+          <w:color w:val="164E63"/>
+          <w:sz w:val="19"/>
+        </w:rPr>
+        <w:t xml:space="preserve">ST_PENDING</w:t>
       </w:r>
       <w:r>
         <w:t xml:space="preserve">, </w:t>
@@ -12476,9 +12637,341 @@
           <w:color w:val="164E63"/>
           <w:sz w:val="19"/>
         </w:rPr>
+        <w:t xml:space="preserve">ST_APPROVED</w:t>
+      </w:r>
+      <w:r>
+        <w:t xml:space="preserve">, </w:t>
+      </w:r>
+      <w:r>
+        <w:rPr>
+          <w:rFonts w:ascii="Consolas" w:hAnsi="Consolas" w:cs="Consolas"/>
+          <w:color w:val="164E63"/>
+          <w:sz w:val="19"/>
+        </w:rPr>
+        <w:t xml:space="preserve">ST_POSTED</w:t>
+      </w:r>
+      <w:r>
+        <w:t xml:space="preserve">, </w:t>
+      </w:r>
+      <w:r>
+        <w:rPr>
+          <w:rFonts w:ascii="Consolas" w:hAnsi="Consolas" w:cs="Consolas"/>
+          <w:color w:val="164E63"/>
+          <w:sz w:val="19"/>
+        </w:rPr>
+        <w:t xml:space="preserve">ST_UNPOST</w:t>
+      </w:r>
+      <w:r>
+        <w:t xml:space="preserve">, </w:t>
+      </w:r>
+      <w:r>
+        <w:rPr>
+          <w:rFonts w:ascii="Consolas" w:hAnsi="Consolas" w:cs="Consolas"/>
+          <w:color w:val="164E63"/>
+          <w:sz w:val="19"/>
+        </w:rPr>
+        <w:t xml:space="preserve">ST_CANCELLED</w:t>
+      </w:r>
+      <w:r>
+        <w:t xml:space="preserve"> (theo từng đơn vị cơ sở) cho đúng người.</w:t>
+      </w:r>
+    </w:p>
+    <w:p>
+      <w:pPr>
+        <w:pStyle w:val="Heading2"/>
+      </w:pPr>
+      <w:r>
+        <w:t xml:space="preserve">11.2. Kiểm tra bằng tay (kịch bản gợi ý)</w:t>
+      </w:r>
+    </w:p>
+    <w:p>
+      <w:pPr>
+        <w:pStyle w:val="Normal"/>
+      </w:pPr>
+      <w:r>
+        <w:t xml:space="preserve">Dùng ngày chứng từ năm 2027 (dữ liệu dev đã khóa 2026).</w:t>
+      </w:r>
+    </w:p>
+    <w:p>
+      <w:pPr>
+        <w:pStyle w:val="ListParagraph"/>
+      </w:pPr>
+      <w:r>
+        <w:t xml:space="preserve">1. Lập và ghi sổ một phiếu nhập 10 cái, đơn giá 100.000 (cần duyệt bởi người khác).</w:t>
+      </w:r>
+    </w:p>
+    <w:p>
+      <w:pPr>
+        <w:pStyle w:val="ListParagraph"/>
+      </w:pPr>
+      <w:r>
+        <w:t xml:space="preserve">2. Lập phiếu xuất 4 cái: có số </w:t>
+      </w:r>
+      <w:r>
+        <w:rPr>
+          <w:rFonts w:ascii="Consolas" w:hAnsi="Consolas" w:cs="Consolas"/>
+          <w:color w:val="164E63"/>
+          <w:sz w:val="19"/>
+        </w:rPr>
+        <w:t xml:space="preserve">PXK-...-0001</w:t>
+      </w:r>
+      <w:r>
+        <w:t xml:space="preserve">, trạng thái Lập chứng từ, tồn chưa đổi.</w:t>
+      </w:r>
+    </w:p>
+    <w:p>
+      <w:pPr>
+        <w:pStyle w:val="ListParagraph"/>
+      </w:pPr>
+      <w:r>
+        <w:t xml:space="preserve">3. Sửa lên 5 cái; thử sửa với phiên bản cũ (kỳ vọng 409).</w:t>
+      </w:r>
+    </w:p>
+    <w:p>
+      <w:pPr>
+        <w:pStyle w:val="ListParagraph"/>
+      </w:pPr>
+      <w:r>
+        <w:t xml:space="preserve">4. Trình duyệt, người khác duyệt (người lập tự duyệt phải bị chặn), ghi sổ: tồn còn 5, dòng sổ −5 / −500.000.</w:t>
+      </w:r>
+    </w:p>
+    <w:p>
+      <w:pPr>
+        <w:pStyle w:val="ListParagraph"/>
+      </w:pPr>
+      <w:r>
+        <w:t xml:space="preserve">5. Lập phiếu xuất 20 cái, duyệt, ghi sổ: bị từ chối "Không đủ tồn kho", tồn không đổi.</w:t>
+      </w:r>
+    </w:p>
+    <w:p>
+      <w:pPr>
+        <w:pStyle w:val="ListParagraph"/>
+      </w:pPr>
+      <w:r>
+        <w:t xml:space="preserve">6. Thử sửa, xóa phiếu đã ghi sổ: bị chặn. Bỏ ghi sổ: tồn về 10.</w:t>
+      </w:r>
+    </w:p>
+    <w:p>
+      <w:pPr>
+        <w:pStyle w:val="ListParagraph"/>
+      </w:pPr>
+      <w:r>
+        <w:t xml:space="preserve">7. Thử một ngày thuộc tháng đã khóa: bị chặn ở lập, ghi sổ.</w:t>
+      </w:r>
+    </w:p>
+    <w:p>
+      <w:pPr>
+        <w:pStyle w:val="ListParagraph"/>
+      </w:pPr>
+      <w:r>
+        <w:t xml:space="preserve">8. Vật tư theo dõi lô: để trống lô khi ghi sổ bị từ chối; nhập đúng lô thì tồn của lô giảm.</w:t>
+      </w:r>
+    </w:p>
+    <w:p>
+      <w:pPr>
+        <w:pStyle w:val="ListParagraph"/>
+      </w:pPr>
+      <w:r>
+        <w:t xml:space="preserve">9. Tài khoản không có quyền Xem: gọi danh sách phải trả 403; tài khoản không có </w:t>
+      </w:r>
+      <w:r>
+        <w:rPr>
+          <w:rFonts w:ascii="Consolas" w:hAnsi="Consolas" w:cs="Consolas"/>
+          <w:color w:val="164E63"/>
+          <w:sz w:val="19"/>
+        </w:rPr>
         <w:t xml:space="preserve">VIEW_PRICE</w:t>
       </w:r>
       <w:r>
+        <w:t xml:space="preserve"> thấy giá bằng 0.</w:t>
+      </w:r>
+    </w:p>
+    <w:p>
+      <w:pPr>
+        <w:pStyle w:val="ListParagraph"/>
+      </w:pPr>
+      <w:r>
+        <w:t xml:space="preserve">10. Sau mỗi bước, </w:t>
+      </w:r>
+      <w:r>
+        <w:rPr>
+          <w:rFonts w:ascii="Consolas" w:hAnsi="Consolas" w:cs="Consolas"/>
+          <w:color w:val="164E63"/>
+          <w:sz w:val="19"/>
+        </w:rPr>
+        <w:t xml:space="preserve">GET /api/inventory/stock/verify</w:t>
+      </w:r>
+      <w:r>
+        <w:t xml:space="preserve"> phải trống.</w:t>
+      </w:r>
+    </w:p>
+    <w:p>
+      <w:pPr>
+        <w:pStyle w:val="ListParagraph"/>
+      </w:pPr>
+      <w:r>
+        <w:t xml:space="preserve">11. Xóa dữ liệu thử; nếu xóa trực tiếp bằng SQL thì chạy </w:t>
+      </w:r>
+      <w:r>
+        <w:rPr>
+          <w:rFonts w:ascii="Consolas" w:hAnsi="Consolas" w:cs="Consolas"/>
+          <w:color w:val="164E63"/>
+          <w:sz w:val="19"/>
+        </w:rPr>
+        <w:t xml:space="preserve">POST /api/inventory/stock/rebuild</w:t>
+      </w:r>
+      <w:r>
+        <w:t xml:space="preserve"> rồi </w:t>
+      </w:r>
+      <w:r>
+        <w:rPr>
+          <w:rFonts w:ascii="Consolas" w:hAnsi="Consolas" w:cs="Consolas"/>
+          <w:color w:val="164E63"/>
+          <w:sz w:val="19"/>
+        </w:rPr>
+        <w:t xml:space="preserve">verify</w:t>
+      </w:r>
+      <w:r>
+        <w:t xml:space="preserve"> để chắc các bảng tồn khớp sổ.</w:t>
+      </w:r>
+    </w:p>
+    <w:p>
+      <w:pPr>
+        <w:pStyle w:val="Normal"/>
+      </w:pPr>
+      <w:r>
+        <w:t xml:space="preserve">Trong dev, admin không tự duyệt được phiếu của mình; khi thử bằng API có thể đặt </w:t>
+      </w:r>
+      <w:r>
+        <w:rPr>
+          <w:rFonts w:ascii="Consolas" w:hAnsi="Consolas" w:cs="Consolas"/>
+          <w:color w:val="164E63"/>
+          <w:sz w:val="19"/>
+        </w:rPr>
+        <w:t xml:space="preserve">status = 'Approved'</w:t>
+      </w:r>
+      <w:r>
+        <w:t xml:space="preserve"> bằng SQL.</w:t>
+      </w:r>
+    </w:p>
+    <w:p>
+      <w:pPr>
+        <w:pStyle w:val="Heading1"/>
+      </w:pPr>
+      <w:r>
+        <w:t xml:space="preserve">12. Giới hạn hiện tại</w:t>
+      </w:r>
+    </w:p>
+    <w:p>
+      <w:pPr>
+        <w:pStyle w:val="ListParagraph"/>
+      </w:pPr>
+      <w:r>
+        <w:t xml:space="preserve">• </w:t>
+      </w:r>
+      <w:r>
+        <w:rPr>
+          <w:b/>
+        </w:rPr>
+        <w:t xml:space="preserve">Khách hàng</w:t>
+      </w:r>
+      <w:r>
+        <w:t xml:space="preserve"> là chữ tự do (chưa có danh mục khách hàng); </w:t>
+      </w:r>
+      <w:r>
+        <w:rPr>
+          <w:b/>
+        </w:rPr>
+        <w:t xml:space="preserve">số lô và vị trí</w:t>
+      </w:r>
+      <w:r>
+        <w:t xml:space="preserve"> nhập tay, chưa chọn từ danh mục, nhưng được kiểm khi ghi sổ.</w:t>
+      </w:r>
+    </w:p>
+    <w:p>
+      <w:pPr>
+        <w:pStyle w:val="ListParagraph"/>
+      </w:pPr>
+      <w:r>
+        <w:t xml:space="preserve">• </w:t>
+      </w:r>
+      <w:r>
+        <w:rPr>
+          <w:b/>
+        </w:rPr>
+        <w:t xml:space="preserve">Loại xuất</w:t>
+      </w:r>
+      <w:r>
+        <w:t xml:space="preserve"> là chữ chọn, sẽ thành danh mục "Loại nhập xuất".</w:t>
+      </w:r>
+    </w:p>
+    <w:p>
+      <w:pPr>
+        <w:pStyle w:val="ListParagraph"/>
+      </w:pPr>
+      <w:r>
+        <w:t xml:space="preserve">• </w:t>
+      </w:r>
+      <w:r>
+        <w:rPr>
+          <w:b/>
+        </w:rPr>
+        <w:t xml:space="preserve">Đơn giá bắt đầu bằng 0</w:t>
+      </w:r>
+      <w:r>
+        <w:t xml:space="preserve"> vì danh mục vật tư chưa có giá bán.</w:t>
+      </w:r>
+    </w:p>
+    <w:p>
+      <w:pPr>
+        <w:pStyle w:val="ListParagraph"/>
+      </w:pPr>
+      <w:r>
+        <w:t xml:space="preserve">• Danh sách đã phân trang ở máy chủ; xuất Excel do máy chủ làm (xem phiếu nhập).</w:t>
+      </w:r>
+    </w:p>
+    <w:p>
+      <w:pPr>
+        <w:pStyle w:val="ListParagraph"/>
+      </w:pPr>
+      <w:r>
+        <w:t xml:space="preserve">• Người </w:t>
+      </w:r>
+      <w:r>
+        <w:rPr>
+          <w:b/>
+        </w:rPr>
+        <w:t xml:space="preserve">không có `VIEW_PRICE`</w:t>
+      </w:r>
+      <w:r>
+        <w:t xml:space="preserve"> thấy giá 0; nếu họ sửa và lưu phiếu nháp thì đơn giá và tổng tiền bị tính lại từ số 0 (kéo theo cấp duyệt theo số tiền có thể sai). Cần giữ đơn giá cũ khi người sửa không có quyền xem giá; chưa làm, áp dụng cả phiếu nhập.</w:t>
+      </w:r>
+    </w:p>
+    <w:p>
+      <w:pPr>
+        <w:pStyle w:val="ListParagraph"/>
+      </w:pPr>
+      <w:r>
+        <w:t xml:space="preserve">• Chỉ sửa được phiếu </w:t>
+      </w:r>
+      <w:r>
+        <w:rPr>
+          <w:b/>
+        </w:rPr>
+        <w:t xml:space="preserve">Lập chứng từ</w:t>
+      </w:r>
+      <w:r>
+        <w:t xml:space="preserve">; quyền sửa ở Chờ duyệt / Đã duyệt (</w:t>
+      </w:r>
+      <w:r>
+        <w:rPr>
+          <w:rFonts w:ascii="Consolas" w:hAnsi="Consolas" w:cs="Consolas"/>
+          <w:color w:val="164E63"/>
+          <w:sz w:val="19"/>
+        </w:rPr>
+        <w:t xml:space="preserve">ST_PENDING</w:t>
+      </w:r>
+      <w:r>
         <w:t xml:space="preserve">, </w:t>
       </w:r>
       <w:r>
@@ -12487,29 +12980,71 @@
           <w:color w:val="164E63"/>
           <w:sz w:val="19"/>
         </w:rPr>
-        <w:t xml:space="preserve">VIEW_ALL</w:t>
-      </w:r>
-      <w:r>
-        <w:t xml:space="preserve">, </w:t>
-      </w:r>
-      <w:r>
-        <w:rPr>
-          <w:rFonts w:ascii="Consolas" w:hAnsi="Consolas" w:cs="Consolas"/>
-          <w:color w:val="164E63"/>
-          <w:sz w:val="19"/>
-        </w:rPr>
-        <w:t xml:space="preserve">CANCEL</w:t>
-      </w:r>
-      <w:r>
-        <w:t xml:space="preserve"> cho đúng người.</w:t>
-      </w:r>
-    </w:p>
-    <w:p>
-      <w:pPr>
-        <w:pStyle w:val="Heading2"/>
-      </w:pPr>
-      <w:r>
-        <w:t xml:space="preserve">11.2. Kiểm tra bằng tay (kịch bản gợi ý)</w:t>
+        <w:t xml:space="preserve">ST_APPROVED</w:t>
+      </w:r>
+      <w:r>
+        <w:t xml:space="preserve">) chưa dùng cho phiếu xuất.</w:t>
+      </w:r>
+    </w:p>
+    <w:p>
+      <w:pPr>
+        <w:pStyle w:val="ListParagraph"/>
+      </w:pPr>
+      <w:r>
+        <w:t xml:space="preserve">• Duyệt, ghi sổ, bỏ ghi sổ chưa kiểm phiên bản: hai người cùng ghi sổ một phiếu thì người sau bị chặn bởi chỉ mục duy nhất của sổ kho (lỗi 409 chung).</w:t>
+      </w:r>
+    </w:p>
+    <w:p>
+      <w:pPr>
+        <w:pStyle w:val="ListParagraph"/>
+      </w:pPr>
+      <w:r>
+        <w:t xml:space="preserve">• Giá vốn là </w:t>
+      </w:r>
+      <w:r>
+        <w:rPr>
+          <w:b/>
+        </w:rPr>
+        <w:t xml:space="preserve">bình quân di động theo kho</w:t>
+      </w:r>
+      <w:r>
+        <w:t xml:space="preserve"> tại lúc ghi sổ; tính lại bình quân cuối tháng và FIFO theo lô chưa làm. Chưa có màn xem giá vốn từng dòng ngay trên phiếu (có sẵn trong sổ kho qua API).</w:t>
+      </w:r>
+    </w:p>
+    <w:p>
+      <w:pPr>
+        <w:pStyle w:val="ListParagraph"/>
+      </w:pPr>
+      <w:r>
+        <w:t xml:space="preserve">• Phiếu xuất </w:t>
+      </w:r>
+      <w:r>
+        <w:rPr>
+          <w:b/>
+        </w:rPr>
+        <w:t xml:space="preserve">điều chuyển kho</w:t>
+      </w:r>
+      <w:r>
+        <w:t xml:space="preserve"> (</w:t>
+      </w:r>
+      <w:r>
+        <w:rPr>
+          <w:rFonts w:ascii="Consolas" w:hAnsi="Consolas" w:cs="Consolas"/>
+          <w:color w:val="164E63"/>
+          <w:sz w:val="19"/>
+        </w:rPr>
+        <w:t xml:space="preserve">inv_transfer_issue</w:t>
+      </w:r>
+      <w:r>
+        <w:t xml:space="preserve">) và xuất từ đơn bán hàng vẫn là dữ liệu mẫu trong trình duyệt.</w:t>
+      </w:r>
+    </w:p>
+    <w:p>
+      <w:pPr>
+        <w:pStyle w:val="Heading1"/>
+      </w:pPr>
+      <w:r>
+        <w:t xml:space="preserve">12a. Lấy dữ liệu từ phiếu yêu cầu xuất kho</w:t>
       </w:r>
     </w:p>
     <w:p>
@@ -12517,7 +13052,36 @@
         <w:pStyle w:val="Normal"/>
       </w:pPr>
       <w:r>
-        <w:t xml:space="preserve">Dùng ngày chứng từ năm 2027 (dữ liệu dev đã khóa 2026).</w:t>
+        <w:t xml:space="preserve">Nút </w:t>
+      </w:r>
+      <w:r>
+        <w:rPr>
+          <w:b/>
+        </w:rPr>
+        <w:t xml:space="preserve">"Lấy từ phiếu yêu cầu"</w:t>
+      </w:r>
+      <w:r>
+        <w:t xml:space="preserve"> (trên thanh của lưới, khi đang lập hoặc sửa phiếu nháp) mở một cửa sổ </w:t>
+      </w:r>
+      <w:r>
+        <w:rPr>
+          <w:b/>
+        </w:rPr>
+        <w:t xml:space="preserve">chia hai phần</w:t>
+      </w:r>
+      <w:r>
+        <w:t xml:space="preserve"> (</w:t>
+      </w:r>
+      <w:r>
+        <w:rPr>
+          <w:rFonts w:ascii="Consolas" w:hAnsi="Consolas" w:cs="Consolas"/>
+          <w:color w:val="164E63"/>
+          <w:sz w:val="19"/>
+        </w:rPr>
+        <w:t xml:space="preserve">IssueRequestPicker.tsx</w:t>
+      </w:r>
+      <w:r>
+        <w:t xml:space="preserve">):</w:t>
       </w:r>
     </w:p>
     <w:p>
@@ -12525,7 +13089,25 @@
         <w:pStyle w:val="ListParagraph"/>
       </w:pPr>
       <w:r>
-        <w:t xml:space="preserve">1. Lập và ghi sổ một phiếu nhập 10 cái, đơn giá 100.000 (cần duyệt bởi người khác).</w:t>
+        <w:t xml:space="preserve">• </w:t>
+      </w:r>
+      <w:r>
+        <w:rPr>
+          <w:b/>
+        </w:rPr>
+        <w:t xml:space="preserve">Phần trên:</w:t>
+      </w:r>
+      <w:r>
+        <w:t xml:space="preserve"> danh sách phiếu yêu cầu </w:t>
+      </w:r>
+      <w:r>
+        <w:rPr>
+          <w:b/>
+        </w:rPr>
+        <w:t xml:space="preserve">Đã phê duyệt còn hàng chưa xuất</w:t>
+      </w:r>
+      <w:r>
+        <w:t xml:space="preserve"> của đơn vị (số phiếu, ngày và ngày cần hàng, bộ phận / người yêu cầu, khách hàng, kho / mục đích, số vật tư còn, số vật tư đã chọn), có ô tìm không phân biệt dấu (theo số phiếu, bộ phận, người yêu cầu, khách hàng, kho, vật tư).</w:t>
       </w:r>
     </w:p>
     <w:p>
@@ -12533,18 +13115,43 @@
         <w:pStyle w:val="ListParagraph"/>
       </w:pPr>
       <w:r>
-        <w:t xml:space="preserve">2. Lập phiếu xuất 4 cái: có số </w:t>
-      </w:r>
-      <w:r>
-        <w:rPr>
-          <w:rFonts w:ascii="Consolas" w:hAnsi="Consolas" w:cs="Consolas"/>
-          <w:color w:val="164E63"/>
-          <w:sz w:val="19"/>
-        </w:rPr>
-        <w:t xml:space="preserve">PXK-...-0001</w:t>
-      </w:r>
-      <w:r>
-        <w:t xml:space="preserve">, trạng thái Lập chứng từ, tồn chưa đổi.</w:t>
+        <w:t xml:space="preserve">• </w:t>
+      </w:r>
+      <w:r>
+        <w:rPr>
+          <w:b/>
+        </w:rPr>
+        <w:t xml:space="preserve">Phần dưới:</w:t>
+      </w:r>
+      <w:r>
+        <w:t xml:space="preserve"> bấm vào một phiếu ở trên thì hiện </w:t>
+      </w:r>
+      <w:r>
+        <w:rPr>
+          <w:b/>
+        </w:rPr>
+        <w:t xml:space="preserve">danh sách vật tư của phiếu đó</w:t>
+      </w:r>
+      <w:r>
+        <w:t xml:space="preserve">: mã, tên, ĐVT, số yêu cầu, đã xuất, </w:t>
+      </w:r>
+      <w:r>
+        <w:rPr>
+          <w:b/>
+        </w:rPr>
+        <w:t xml:space="preserve">còn lại</w:t>
+      </w:r>
+      <w:r>
+        <w:t xml:space="preserve"> và ô </w:t>
+      </w:r>
+      <w:r>
+        <w:rPr>
+          <w:b/>
+        </w:rPr>
+        <w:t xml:space="preserve">số lượng lấy sang</w:t>
+      </w:r>
+      <w:r>
+        <w:t xml:space="preserve"> (mặc định bằng số còn lại; đổi được, phải lớn hơn 0 và không quá số còn lại, nếu sai thì ô đỏ và không bấm lấy được). Tích từng vật tư, hoặc tích cả phiếu ở ô đầu cột. Có thể chuyển sang phiếu khác rồi tích tiếp: lấy cùng lúc từ nhiều phiếu.</w:t>
       </w:r>
     </w:p>
     <w:p>
@@ -12552,7 +13159,16 @@
         <w:pStyle w:val="ListParagraph"/>
       </w:pPr>
       <w:r>
-        <w:t xml:space="preserve">3. Sửa lên 5 cái; thử sửa với phiên bản cũ (kỳ vọng 409).</w:t>
+        <w:t xml:space="preserve">• </w:t>
+      </w:r>
+      <w:r>
+        <w:rPr>
+          <w:b/>
+        </w:rPr>
+        <w:t xml:space="preserve">Vật tư đã xuất hết số lượng thì không hiện;</w:t>
+      </w:r>
+      <w:r>
+        <w:t xml:space="preserve"> vật tư còn thì hiện số lượng còn lại. Số còn lại đã trừ cả số mà chính phiếu xuất đang lập (hoặc đang sửa) lấy rồi, nên bấm lấy lần hai không lấy trùng.</w:t>
       </w:r>
     </w:p>
     <w:p>
@@ -12560,7 +13176,16 @@
         <w:pStyle w:val="ListParagraph"/>
       </w:pPr>
       <w:r>
-        <w:t xml:space="preserve">4. Trình duyệt, người khác duyệt (người lập tự duyệt phải bị chặn), ghi sổ: tồn còn 5, dòng sổ −5 / −500.000.</w:t>
+        <w:t xml:space="preserve">• Các phiếu được lấy chung phải </w:t>
+      </w:r>
+      <w:r>
+        <w:rPr>
+          <w:b/>
+        </w:rPr>
+        <w:t xml:space="preserve">cùng kho và cùng loại tiền</w:t>
+      </w:r>
+      <w:r>
+        <w:t xml:space="preserve"> (phiếu xuất có một kho và một loại tiền): sau khi tích vật tư của một phiếu thì phiếu khác kho hoặc loại tiền bị làm mờ và không tích được.</w:t>
       </w:r>
     </w:p>
     <w:p>
@@ -12568,7 +13193,34 @@
         <w:pStyle w:val="ListParagraph"/>
       </w:pPr>
       <w:r>
-        <w:t xml:space="preserve">5. Lập phiếu xuất 20 cái, duyệt, ghi sổ: bị từ chối "Không đủ tồn kho", tồn không đổi.</w:t>
+        <w:t xml:space="preserve">• Bấm </w:t>
+      </w:r>
+      <w:r>
+        <w:rPr>
+          <w:b/>
+        </w:rPr>
+        <w:t xml:space="preserve">"Lấy N vật tư sang phiếu xuất"</w:t>
+      </w:r>
+      <w:r>
+        <w:t xml:space="preserve">: kho, mục đích, khách hàng, người nhận được điền từ phiếu yêu cầu đầu tiên (nếu phiếu xuất chưa theo yêu cầu nào) và các vật tư vào lưới chi tiết. </w:t>
+      </w:r>
+      <w:r>
+        <w:rPr>
+          <w:b/>
+        </w:rPr>
+        <w:t xml:space="preserve">Mỗi dòng lưu cả số phiếu yêu cầu của nó</w:t>
+      </w:r>
+      <w:r>
+        <w:t xml:space="preserve"> (cột "Phiếu yêu cầu" của lưới, chỉ đọc) lẫn dòng yêu cầu mà nó thực hiện; số lượng vẫn sửa được ở lưới. Ô kho bị khóa; nút </w:t>
+      </w:r>
+      <w:r>
+        <w:rPr>
+          <w:b/>
+        </w:rPr>
+        <w:t xml:space="preserve">Bỏ liên kết</w:t>
+      </w:r>
+      <w:r>
+        <w:t xml:space="preserve"> gỡ việc gắn với yêu cầu.</w:t>
       </w:r>
     </w:p>
     <w:p>
@@ -12576,91 +13228,16 @@
         <w:pStyle w:val="ListParagraph"/>
       </w:pPr>
       <w:r>
-        <w:t xml:space="preserve">6. Thử sửa, xóa phiếu đã ghi sổ: bị chặn. Bỏ ghi sổ: tồn về 10.</w:t>
-      </w:r>
-    </w:p>
-    <w:p>
-      <w:pPr>
-        <w:pStyle w:val="ListParagraph"/>
-      </w:pPr>
-      <w:r>
-        <w:t xml:space="preserve">7. Thử một ngày thuộc tháng đã khóa: bị chặn ở lập, ghi sổ.</w:t>
-      </w:r>
-    </w:p>
-    <w:p>
-      <w:pPr>
-        <w:pStyle w:val="ListParagraph"/>
-      </w:pPr>
-      <w:r>
-        <w:t xml:space="preserve">8. Vật tư theo dõi lô: để trống lô khi ghi sổ bị từ chối; nhập đúng lô thì tồn của lô giảm.</w:t>
-      </w:r>
-    </w:p>
-    <w:p>
-      <w:pPr>
-        <w:pStyle w:val="ListParagraph"/>
-      </w:pPr>
-      <w:r>
-        <w:t xml:space="preserve">9. Tài khoản không có quyền Xem: gọi danh sách phải trả 403; tài khoản không có </w:t>
-      </w:r>
-      <w:r>
-        <w:rPr>
-          <w:rFonts w:ascii="Consolas" w:hAnsi="Consolas" w:cs="Consolas"/>
-          <w:color w:val="164E63"/>
-          <w:sz w:val="19"/>
-        </w:rPr>
-        <w:t xml:space="preserve">VIEW_PRICE</w:t>
-      </w:r>
-      <w:r>
-        <w:t xml:space="preserve"> thấy giá bằng 0.</w:t>
-      </w:r>
-    </w:p>
-    <w:p>
-      <w:pPr>
-        <w:pStyle w:val="ListParagraph"/>
-      </w:pPr>
-      <w:r>
-        <w:t xml:space="preserve">10. Sau mỗi bước, </w:t>
-      </w:r>
-      <w:r>
-        <w:rPr>
-          <w:rFonts w:ascii="Consolas" w:hAnsi="Consolas" w:cs="Consolas"/>
-          <w:color w:val="164E63"/>
-          <w:sz w:val="19"/>
-        </w:rPr>
-        <w:t xml:space="preserve">GET /api/inventory/stock/verify</w:t>
-      </w:r>
-      <w:r>
-        <w:t xml:space="preserve"> phải trống.</w:t>
-      </w:r>
-    </w:p>
-    <w:p>
-      <w:pPr>
-        <w:pStyle w:val="ListParagraph"/>
-      </w:pPr>
-      <w:r>
-        <w:t xml:space="preserve">11. Xóa dữ liệu thử; nếu xóa trực tiếp bằng SQL thì chạy </w:t>
-      </w:r>
-      <w:r>
-        <w:rPr>
-          <w:rFonts w:ascii="Consolas" w:hAnsi="Consolas" w:cs="Consolas"/>
-          <w:color w:val="164E63"/>
-          <w:sz w:val="19"/>
-        </w:rPr>
-        <w:t xml:space="preserve">POST /api/inventory/stock/rebuild</w:t>
-      </w:r>
-      <w:r>
-        <w:t xml:space="preserve"> rồi </w:t>
-      </w:r>
-      <w:r>
-        <w:rPr>
-          <w:rFonts w:ascii="Consolas" w:hAnsi="Consolas" w:cs="Consolas"/>
-          <w:color w:val="164E63"/>
-          <w:sz w:val="19"/>
-        </w:rPr>
-        <w:t xml:space="preserve">verify</w:t>
-      </w:r>
-      <w:r>
-        <w:t xml:space="preserve"> để chắc các bảng tồn khớp sổ.</w:t>
+        <w:t xml:space="preserve">• </w:t>
+      </w:r>
+      <w:r>
+        <w:rPr>
+          <w:b/>
+        </w:rPr>
+        <w:t xml:space="preserve">Xóa hoặc hủy phiếu xuất thì số lượng được tính lại:</w:t>
+      </w:r>
+      <w:r>
+        <w:t xml:space="preserve"> số đã xuất của một dòng yêu cầu luôn là tổng các dòng phiếu xuất chưa hủy trỏ tới nó, nên xóa phiếu xuất (hoặc bỏ dòng khỏi phiếu nháp rồi lưu) thì phần đó hiện lại ở danh sách còn lại.</w:t>
       </w:r>
     </w:p>
     <w:p>
@@ -12668,198 +13245,59 @@
         <w:pStyle w:val="Normal"/>
       </w:pPr>
       <w:r>
-        <w:t xml:space="preserve">Trong dev, admin không tự duyệt được phiếu của mình; khi thử bằng API có thể đặt </w:t>
-      </w:r>
-      <w:r>
-        <w:rPr>
-          <w:rFonts w:ascii="Consolas" w:hAnsi="Consolas" w:cs="Consolas"/>
-          <w:color w:val="164E63"/>
-          <w:sz w:val="19"/>
-        </w:rPr>
-        <w:t xml:space="preserve">status = 'Approved'</w:t>
-      </w:r>
-      <w:r>
-        <w:t xml:space="preserve"> bằng SQL.</w:t>
-      </w:r>
-    </w:p>
-    <w:p>
-      <w:pPr>
-        <w:pStyle w:val="Heading1"/>
-      </w:pPr>
-      <w:r>
-        <w:t xml:space="preserve">12. Giới hạn hiện tại</w:t>
-      </w:r>
-    </w:p>
-    <w:p>
-      <w:pPr>
-        <w:pStyle w:val="ListParagraph"/>
-      </w:pPr>
-      <w:r>
-        <w:t xml:space="preserve">• </w:t>
-      </w:r>
-      <w:r>
-        <w:rPr>
-          <w:b/>
-        </w:rPr>
-        <w:t xml:space="preserve">Khách hàng</w:t>
-      </w:r>
-      <w:r>
-        <w:t xml:space="preserve"> là chữ tự do (chưa có danh mục khách hàng); </w:t>
-      </w:r>
-      <w:r>
-        <w:rPr>
-          <w:b/>
-        </w:rPr>
-        <w:t xml:space="preserve">số lô và vị trí</w:t>
-      </w:r>
-      <w:r>
-        <w:t xml:space="preserve"> nhập tay, chưa chọn từ danh mục, nhưng được kiểm khi ghi sổ.</w:t>
-      </w:r>
-    </w:p>
-    <w:p>
-      <w:pPr>
-        <w:pStyle w:val="ListParagraph"/>
-      </w:pPr>
-      <w:r>
-        <w:t xml:space="preserve">• </w:t>
-      </w:r>
-      <w:r>
-        <w:rPr>
-          <w:b/>
-        </w:rPr>
-        <w:t xml:space="preserve">Loại xuất</w:t>
-      </w:r>
-      <w:r>
-        <w:t xml:space="preserve"> là chữ chọn, sẽ thành danh mục "Loại nhập xuất".</w:t>
-      </w:r>
-    </w:p>
-    <w:p>
-      <w:pPr>
-        <w:pStyle w:val="ListParagraph"/>
-      </w:pPr>
-      <w:r>
-        <w:t xml:space="preserve">• </w:t>
-      </w:r>
-      <w:r>
-        <w:rPr>
-          <w:b/>
-        </w:rPr>
-        <w:t xml:space="preserve">Đơn giá bắt đầu bằng 0</w:t>
-      </w:r>
-      <w:r>
-        <w:t xml:space="preserve"> vì danh mục vật tư chưa có giá bán.</w:t>
-      </w:r>
-    </w:p>
-    <w:p>
-      <w:pPr>
-        <w:pStyle w:val="ListParagraph"/>
-      </w:pPr>
-      <w:r>
-        <w:t xml:space="preserve">• Danh sách tải </w:t>
-      </w:r>
-      <w:r>
-        <w:rPr>
-          <w:b/>
-        </w:rPr>
-        <w:t xml:space="preserve">hết phiếu của đơn vị</w:t>
-      </w:r>
-      <w:r>
-        <w:t xml:space="preserve"> một lần (chưa phân trang phía máy chủ); xuất Excel làm trong trình duyệt.</w:t>
-      </w:r>
-    </w:p>
-    <w:p>
-      <w:pPr>
-        <w:pStyle w:val="ListParagraph"/>
-      </w:pPr>
-      <w:r>
-        <w:t xml:space="preserve">• Người </w:t>
-      </w:r>
-      <w:r>
-        <w:rPr>
-          <w:b/>
-        </w:rPr>
-        <w:t xml:space="preserve">không có `VIEW_PRICE`</w:t>
-      </w:r>
-      <w:r>
-        <w:t xml:space="preserve"> thấy giá 0; nếu họ sửa và lưu phiếu nháp thì đơn giá và tổng tiền bị tính lại từ số 0 (kéo theo cấp duyệt theo số tiền có thể sai). Cần giữ đơn giá cũ khi người sửa không có quyền xem giá; chưa làm, áp dụng cả phiếu nhập.</w:t>
-      </w:r>
-    </w:p>
-    <w:p>
-      <w:pPr>
-        <w:pStyle w:val="ListParagraph"/>
-      </w:pPr>
-      <w:r>
-        <w:t xml:space="preserve">• Chỉ sửa được phiếu </w:t>
-      </w:r>
-      <w:r>
-        <w:rPr>
-          <w:b/>
-        </w:rPr>
-        <w:t xml:space="preserve">Lập chứng từ</w:t>
-      </w:r>
-      <w:r>
-        <w:t xml:space="preserve">; quyền </w:t>
-      </w:r>
-      <w:r>
-        <w:rPr>
-          <w:rFonts w:ascii="Consolas" w:hAnsi="Consolas" w:cs="Consolas"/>
-          <w:color w:val="164E63"/>
-          <w:sz w:val="19"/>
-        </w:rPr>
-        <w:t xml:space="preserve">EDIT_PENDING</w:t>
-      </w:r>
-      <w:r>
-        <w:t xml:space="preserve">, </w:t>
-      </w:r>
-      <w:r>
-        <w:rPr>
-          <w:rFonts w:ascii="Consolas" w:hAnsi="Consolas" w:cs="Consolas"/>
-          <w:color w:val="164E63"/>
-          <w:sz w:val="19"/>
-        </w:rPr>
-        <w:t xml:space="preserve">EDIT_APPROVED</w:t>
-      </w:r>
-      <w:r>
-        <w:t xml:space="preserve"> chưa dùng.</w:t>
-      </w:r>
-    </w:p>
-    <w:p>
-      <w:pPr>
-        <w:pStyle w:val="ListParagraph"/>
-      </w:pPr>
-      <w:r>
-        <w:t xml:space="preserve">• Duyệt, ghi sổ, bỏ ghi sổ chưa kiểm phiên bản: hai người cùng ghi sổ một phiếu thì người sau bị chặn bởi chỉ mục duy nhất của sổ kho (lỗi 409 chung).</w:t>
-      </w:r>
-    </w:p>
-    <w:p>
-      <w:pPr>
-        <w:pStyle w:val="ListParagraph"/>
-      </w:pPr>
-      <w:r>
-        <w:t xml:space="preserve">• Giá vốn là </w:t>
-      </w:r>
-      <w:r>
-        <w:rPr>
-          <w:b/>
-        </w:rPr>
-        <w:t xml:space="preserve">bình quân di động theo kho</w:t>
-      </w:r>
-      <w:r>
-        <w:t xml:space="preserve"> tại lúc ghi sổ; tính lại bình quân cuối tháng và FIFO theo lô chưa làm. Chưa có màn xem giá vốn từng dòng ngay trên phiếu (có sẵn trong sổ kho qua API).</w:t>
-      </w:r>
-    </w:p>
-    <w:p>
-      <w:pPr>
-        <w:pStyle w:val="ListParagraph"/>
-      </w:pPr>
-      <w:r>
-        <w:t xml:space="preserve">• Phiếu xuất </w:t>
-      </w:r>
-      <w:r>
-        <w:rPr>
-          <w:b/>
-        </w:rPr>
-        <w:t xml:space="preserve">điều chuyển kho</w:t>
+        <w:t xml:space="preserve">Mỗi dòng mang </w:t>
+      </w:r>
+      <w:r>
+        <w:rPr>
+          <w:rFonts w:ascii="Consolas" w:hAnsi="Consolas" w:cs="Consolas"/>
+          <w:color w:val="164E63"/>
+          <w:sz w:val="19"/>
+        </w:rPr>
+        <w:t xml:space="preserve">issue_request_line_id</w:t>
+      </w:r>
+      <w:r>
+        <w:t xml:space="preserve"> (API trả thêm </w:t>
+      </w:r>
+      <w:r>
+        <w:rPr>
+          <w:rFonts w:ascii="Consolas" w:hAnsi="Consolas" w:cs="Consolas"/>
+          <w:color w:val="164E63"/>
+          <w:sz w:val="19"/>
+        </w:rPr>
+        <w:t xml:space="preserve">issueRequestCode</w:t>
+      </w:r>
+      <w:r>
+        <w:t xml:space="preserve"> của dòng: số phiếu yêu cầu, suy ra từ dòng yêu cầu); </w:t>
+      </w:r>
+      <w:r>
+        <w:rPr>
+          <w:rFonts w:ascii="Consolas" w:hAnsi="Consolas" w:cs="Consolas"/>
+          <w:color w:val="164E63"/>
+          <w:sz w:val="19"/>
+        </w:rPr>
+        <w:t xml:space="preserve">issue_request_code</w:t>
+      </w:r>
+      <w:r>
+        <w:t xml:space="preserve"> của phiếu là danh sách mã yêu cầu do backend suy ra từ các dòng. Khi lưu, </w:t>
+      </w:r>
+      <w:r>
+        <w:rPr>
+          <w:rFonts w:ascii="Consolas" w:hAnsi="Consolas" w:cs="Consolas"/>
+          <w:color w:val="164E63"/>
+          <w:sz w:val="19"/>
+        </w:rPr>
+        <w:t xml:space="preserve">GoodsIssueService.ValidateRequestLinkAsync</w:t>
+      </w:r>
+      <w:r>
+        <w:t xml:space="preserve"> kiểm: mọi phiếu yêu cầu liên quan phải Đã phê duyệt và cùng kho, mọi dòng thuộc một dòng yêu cầu, cùng vật tư và đơn vị tính, tổng số lấy không vượt số yêu cầu. Danh sách lấy qua </w:t>
+      </w:r>
+      <w:r>
+        <w:rPr>
+          <w:rFonts w:ascii="Consolas" w:hAnsi="Consolas" w:cs="Consolas"/>
+          <w:color w:val="164E63"/>
+          <w:sz w:val="19"/>
+        </w:rPr>
+        <w:t xml:space="preserve">GET /api/inventory/goods-issues/open-requests?issueId=</w:t>
       </w:r>
       <w:r>
         <w:t xml:space="preserve"> (</w:t>
@@ -12870,10 +13308,21 @@
           <w:color w:val="164E63"/>
           <w:sz w:val="19"/>
         </w:rPr>
-        <w:t xml:space="preserve">inv_transfer_issue</w:t>
-      </w:r>
-      <w:r>
-        <w:t xml:space="preserve">) và xuất từ đơn bán hàng vẫn là dữ liệu mẫu trong trình duyệt.</w:t>
+        <w:t xml:space="preserve">issueId</w:t>
+      </w:r>
+      <w:r>
+        <w:t xml:space="preserve"> = phiếu xuất đang sửa: số nó đã lấy không bị tính là đã xuất, để màn hình trừ đúng số của lưới). Chi tiết, bảng khóa thông báo và giới hạn: </w:t>
+      </w:r>
+      <w:r>
+        <w:rPr>
+          <w:rFonts w:ascii="Consolas" w:hAnsi="Consolas" w:cs="Consolas"/>
+          <w:color w:val="164E63"/>
+          <w:sz w:val="19"/>
+        </w:rPr>
+        <w:t xml:space="preserve">docs/kho/phieu-yeu-cau-xuat-kho.md</w:t>
+      </w:r>
+      <w:r>
+        <w:t xml:space="preserve">.</w:t>
       </w:r>
     </w:p>
     <w:p>
@@ -13601,7 +14050,7 @@
         <w:color w:val="667788"/>
         <w:sz w:val="17"/>
       </w:rPr>
-      <w:t xml:space="preserve">S-ERP - Phiếu xuất kho · Trang </w:t>
+      <w:t xml:space="preserve">S-ERP — Phiếu xuất kho · Trang </w:t>
     </w:r>
     <w:fldSimple w:instr="PAGE"/>
   </w:p>
